--- a/TESIS/📘 Documento de Estudio.docx
+++ b/TESIS/📘 Documento de Estudio.docx
@@ -22,23 +22,7 @@
           <w:b/>
           <w:bCs/>
         </w:rPr>
-        <w:t xml:space="preserve"> Documento de Estudio – Defensa Oral </w:t>
-      </w:r>
-      <w:proofErr w:type="spellStart"/>
-      <w:r>
-        <w:rPr>
-          <w:b/>
-          <w:bCs/>
-        </w:rPr>
-        <w:t>Bonkhead</w:t>
-      </w:r>
-      <w:proofErr w:type="spellEnd"/>
-      <w:r>
-        <w:rPr>
-          <w:b/>
-          <w:bCs/>
-        </w:rPr>
-        <w:t xml:space="preserve"> (Parte 1)</w:t>
+        <w:t xml:space="preserve"> Documento de Estudio – Defensa Oral Bonkhead (Parte 1)</w:t>
       </w:r>
     </w:p>
     <w:p>
@@ -192,13 +176,8 @@
       </w:r>
     </w:p>
     <w:p>
-      <w:proofErr w:type="spellStart"/>
-      <w:r>
-        <w:t>Bonkhead</w:t>
-      </w:r>
-      <w:proofErr w:type="spellEnd"/>
-      <w:r>
-        <w:t xml:space="preserve"> es un </w:t>
+      <w:r>
+        <w:t xml:space="preserve">Bonkhead es un </w:t>
       </w:r>
       <w:proofErr w:type="spellStart"/>
       <w:r>
@@ -263,13 +242,8 @@
       </w:r>
     </w:p>
     <w:p>
-      <w:proofErr w:type="spellStart"/>
-      <w:r>
-        <w:t>Bonkhead</w:t>
-      </w:r>
-      <w:proofErr w:type="spellEnd"/>
-      <w:r>
-        <w:t xml:space="preserve"> es un </w:t>
+      <w:r>
+        <w:t xml:space="preserve">Bonkhead es un </w:t>
       </w:r>
       <w:proofErr w:type="spellStart"/>
       <w:r>
@@ -416,15 +390,7 @@
     </w:p>
     <w:p>
       <w:r>
-        <w:t xml:space="preserve">A diferencia de otros juegos donde las habilidades solo desbloquean zonas, en </w:t>
-      </w:r>
-      <w:proofErr w:type="spellStart"/>
-      <w:r>
-        <w:t>Bonkhead</w:t>
-      </w:r>
-      <w:proofErr w:type="spellEnd"/>
-      <w:r>
-        <w:t xml:space="preserve"> cada habilidad transforma el diseño activo del espacio y exige reaprendizaje contextual.</w:t>
+        <w:t>A diferencia de otros juegos donde las habilidades solo desbloquean zonas, en Bonkhead cada habilidad transforma el diseño activo del espacio y exige reaprendizaje contextual.</w:t>
       </w:r>
     </w:p>
     <w:p>
@@ -1050,7 +1016,7 @@
     <w:p>
       <w:r>
         <w:pict w14:anchorId="056A4D2B">
-          <v:rect id="_x0000_i1084" style="width:0;height:1.5pt" o:hralign="center" o:hrstd="t" o:hr="t" fillcolor="#a0a0a0" stroked="f"/>
+          <v:rect id="_x0000_i1036" style="width:0;height:1.5pt" o:hralign="center" o:hrstd="t" o:hr="t" fillcolor="#a0a0a0" stroked="f"/>
         </w:pict>
       </w:r>
     </w:p>
@@ -1188,13 +1154,8 @@
       </w:r>
     </w:p>
     <w:p>
-      <w:proofErr w:type="spellStart"/>
-      <w:r>
-        <w:t>Bonkhead</w:t>
-      </w:r>
-      <w:proofErr w:type="spellEnd"/>
-      <w:r>
-        <w:t xml:space="preserve"> se posiciona dentro del nicho activo de </w:t>
+      <w:r>
+        <w:t xml:space="preserve">Bonkhead se posiciona dentro del nicho activo de </w:t>
       </w:r>
       <w:proofErr w:type="spellStart"/>
       <w:r>
@@ -1214,7 +1175,7 @@
       <w:r>
         <w:lastRenderedPageBreak/>
         <w:pict w14:anchorId="5A1F0CF0">
-          <v:rect id="_x0000_i1085" style="width:0;height:1.5pt" o:hralign="center" o:hrstd="t" o:hr="t" fillcolor="#a0a0a0" stroked="f"/>
+          <v:rect id="_x0000_i1037" style="width:0;height:1.5pt" o:hralign="center" o:hrstd="t" o:hr="t" fillcolor="#a0a0a0" stroked="f"/>
         </w:pict>
       </w:r>
     </w:p>
@@ -1353,62 +1314,98 @@
     </w:p>
     <w:p>
       <w:r>
-        <w:t xml:space="preserve">Es cierto que existe competencia, pero </w:t>
+        <w:t>Es cierto que existe competencia, pero Bonkhead no busca destacarse por volumen de contenido ni por estética extrema, sino por claridad mecánica y estructura progresiva.</w:t>
+      </w:r>
+    </w:p>
+    <w:p>
+      <w:r>
+        <w:t>El diferencial es que la progresión no se basa en estadísticas ni en aumento de poder, sino en ampliación de capacidades. Cada nueva habilidad reconfigura cómo se interpreta el espacio.</w:t>
+      </w:r>
+    </w:p>
+    <w:p>
+      <w:r>
+        <w:t>La experiencia se centra en dominio real del jugador, no en acumulación numérica. Eso genera una identidad clara dentro del género.</w:t>
+      </w:r>
+    </w:p>
+    <w:p>
+      <w:r>
+        <w:pict w14:anchorId="7440345E">
+          <v:rect id="_x0000_i1038" style="width:0;height:1.5pt" o:hralign="center" o:hrstd="t" o:hr="t" fillcolor="#a0a0a0" stroked="f"/>
+        </w:pict>
+      </w:r>
+    </w:p>
+    <w:p>
+      <w:pPr>
+        <w:rPr>
+          <w:b/>
+          <w:bCs/>
+        </w:rPr>
+      </w:pPr>
+      <w:r>
+        <w:rPr>
+          <w:b/>
+          <w:bCs/>
+        </w:rPr>
+        <w:t>3️</w:t>
+      </w:r>
+      <w:r>
+        <w:rPr>
+          <w:rFonts w:ascii="Segoe UI Symbol" w:hAnsi="Segoe UI Symbol" w:cs="Segoe UI Symbol"/>
+          <w:b/>
+          <w:bCs/>
+        </w:rPr>
+        <w:t>⃣</w:t>
+      </w:r>
+      <w:r>
+        <w:rPr>
+          <w:b/>
+          <w:bCs/>
+        </w:rPr>
+        <w:t xml:space="preserve"> Público objetivo</w:t>
+      </w:r>
+    </w:p>
+    <w:p>
+      <w:pPr>
+        <w:rPr>
+          <w:b/>
+          <w:bCs/>
+        </w:rPr>
+      </w:pPr>
+      <w:r>
+        <w:rPr>
+          <w:rFonts w:ascii="Segoe UI Emoji" w:hAnsi="Segoe UI Emoji" w:cs="Segoe UI Emoji"/>
+          <w:b/>
+          <w:bCs/>
+        </w:rPr>
+        <w:t>❓</w:t>
+      </w:r>
+      <w:r>
+        <w:rPr>
+          <w:b/>
+          <w:bCs/>
+        </w:rPr>
+        <w:t xml:space="preserve"> Pregunta del </w:t>
       </w:r>
       <w:proofErr w:type="spellStart"/>
       <w:r>
-        <w:t>Bonkhead</w:t>
+        <w:rPr>
+          <w:b/>
+          <w:bCs/>
+        </w:rPr>
+        <w:t>publisher</w:t>
       </w:r>
       <w:proofErr w:type="spellEnd"/>
       <w:r>
-        <w:t xml:space="preserve"> no busca destacarse por volumen de contenido ni por estética extrema, sino por claridad mecánica y estructura progresiva.</w:t>
-      </w:r>
-    </w:p>
-    <w:p>
-      <w:r>
-        <w:t>El diferencial es que la progresión no se basa en estadísticas ni en aumento de poder, sino en ampliación de capacidades. Cada nueva habilidad reconfigura cómo se interpreta el espacio.</w:t>
-      </w:r>
-    </w:p>
-    <w:p>
-      <w:r>
-        <w:t>La experiencia se centra en dominio real del jugador, no en acumulación numérica. Eso genera una identidad clara dentro del género.</w:t>
-      </w:r>
-    </w:p>
-    <w:p>
-      <w:r>
-        <w:pict w14:anchorId="7440345E">
-          <v:rect id="_x0000_i1086" style="width:0;height:1.5pt" o:hralign="center" o:hrstd="t" o:hr="t" fillcolor="#a0a0a0" stroked="f"/>
-        </w:pict>
-      </w:r>
-    </w:p>
-    <w:p>
-      <w:pPr>
-        <w:rPr>
-          <w:b/>
-          <w:bCs/>
-        </w:rPr>
-      </w:pPr>
-      <w:r>
-        <w:rPr>
-          <w:b/>
-          <w:bCs/>
-        </w:rPr>
-        <w:t>3️</w:t>
-      </w:r>
-      <w:r>
-        <w:rPr>
-          <w:rFonts w:ascii="Segoe UI Symbol" w:hAnsi="Segoe UI Symbol" w:cs="Segoe UI Symbol"/>
-          <w:b/>
-          <w:bCs/>
-        </w:rPr>
-        <w:t>⃣</w:t>
-      </w:r>
-      <w:r>
-        <w:rPr>
-          <w:b/>
-          <w:bCs/>
-        </w:rPr>
-        <w:t xml:space="preserve"> Público objetivo</w:t>
+        <w:rPr>
+          <w:b/>
+          <w:bCs/>
+        </w:rPr>
+        <w:t>:</w:t>
+      </w:r>
+    </w:p>
+    <w:p>
+      <w:r>
+        <w:t>¿Quién es tu público objetivo concreto?</w:t>
       </w:r>
     </w:p>
     <w:p>
@@ -1424,115 +1421,71 @@
           <w:b/>
           <w:bCs/>
         </w:rPr>
-        <w:t>❓</w:t>
-      </w:r>
-      <w:r>
-        <w:rPr>
-          <w:b/>
-          <w:bCs/>
-        </w:rPr>
-        <w:t xml:space="preserve"> Pregunta del </w:t>
+        <w:t>🎯</w:t>
+      </w:r>
+      <w:r>
+        <w:rPr>
+          <w:b/>
+          <w:bCs/>
+        </w:rPr>
+        <w:t xml:space="preserve"> Idea central:</w:t>
+      </w:r>
+    </w:p>
+    <w:p>
+      <w:r>
+        <w:t>Adultos con poco tiempo que valoran desafío concentrado y dominio mecánico.</w:t>
+      </w:r>
+    </w:p>
+    <w:p>
+      <w:pPr>
+        <w:rPr>
+          <w:b/>
+          <w:bCs/>
+        </w:rPr>
+      </w:pPr>
+      <w:r>
+        <w:rPr>
+          <w:rFonts w:ascii="Segoe UI Emoji" w:hAnsi="Segoe UI Emoji" w:cs="Segoe UI Emoji"/>
+          <w:b/>
+          <w:bCs/>
+        </w:rPr>
+        <w:t>🗣️</w:t>
+      </w:r>
+      <w:r>
+        <w:rPr>
+          <w:b/>
+          <w:bCs/>
+        </w:rPr>
+        <w:t xml:space="preserve"> Texto para estudiar:</w:t>
+      </w:r>
+    </w:p>
+    <w:p>
+      <w:r>
+        <w:t>El público principal son jugadores adultos que crecieron con plataformas clásicas y que hoy buscan experiencias más acotadas en duración pero igualmente desafiantes.</w:t>
+      </w:r>
+    </w:p>
+    <w:p>
+      <w:r>
+        <w:t>Son personas que no disponen de largas sesiones para juegos AAA extensos, pero sí valoran experiencias intensas, estructuradas y que generen sensación de superación.</w:t>
+      </w:r>
+    </w:p>
+    <w:p>
+      <w:r>
+        <w:t xml:space="preserve">También apunta a jugadores que disfrutan mejorar rendimiento y optimizar ejecución, lo que aporta </w:t>
       </w:r>
       <w:proofErr w:type="spellStart"/>
       <w:r>
-        <w:rPr>
-          <w:b/>
-          <w:bCs/>
-        </w:rPr>
-        <w:t>publisher</w:t>
+        <w:t>rejugabilidad</w:t>
       </w:r>
       <w:proofErr w:type="spellEnd"/>
       <w:r>
-        <w:rPr>
-          <w:b/>
-          <w:bCs/>
-        </w:rPr>
-        <w:t>:</w:t>
-      </w:r>
-    </w:p>
-    <w:p>
-      <w:r>
-        <w:t>¿Quién es tu público objetivo concreto?</w:t>
-      </w:r>
-    </w:p>
-    <w:p>
-      <w:pPr>
-        <w:rPr>
-          <w:b/>
-          <w:bCs/>
-        </w:rPr>
-      </w:pPr>
-      <w:r>
-        <w:rPr>
-          <w:rFonts w:ascii="Segoe UI Emoji" w:hAnsi="Segoe UI Emoji" w:cs="Segoe UI Emoji"/>
-          <w:b/>
-          <w:bCs/>
-        </w:rPr>
-        <w:t>🎯</w:t>
-      </w:r>
-      <w:r>
-        <w:rPr>
-          <w:b/>
-          <w:bCs/>
-        </w:rPr>
-        <w:t xml:space="preserve"> Idea central:</w:t>
-      </w:r>
-    </w:p>
-    <w:p>
-      <w:r>
-        <w:t>Adultos con poco tiempo que valoran desafío concentrado y dominio mecánico.</w:t>
-      </w:r>
-    </w:p>
-    <w:p>
-      <w:pPr>
-        <w:rPr>
-          <w:b/>
-          <w:bCs/>
-        </w:rPr>
-      </w:pPr>
-      <w:r>
-        <w:rPr>
-          <w:rFonts w:ascii="Segoe UI Emoji" w:hAnsi="Segoe UI Emoji" w:cs="Segoe UI Emoji"/>
-          <w:b/>
-          <w:bCs/>
-        </w:rPr>
-        <w:t>🗣️</w:t>
-      </w:r>
-      <w:r>
-        <w:rPr>
-          <w:b/>
-          <w:bCs/>
-        </w:rPr>
-        <w:t xml:space="preserve"> Texto para estudiar:</w:t>
-      </w:r>
-    </w:p>
-    <w:p>
-      <w:r>
-        <w:t>El público principal son jugadores adultos que crecieron con plataformas clásicas y que hoy buscan experiencias más acotadas en duración pero igualmente desafiantes.</w:t>
-      </w:r>
-    </w:p>
-    <w:p>
-      <w:r>
-        <w:t>Son personas que no disponen de largas sesiones para juegos AAA extensos, pero sí valoran experiencias intensas, estructuradas y que generen sensación de superación.</w:t>
-      </w:r>
-    </w:p>
-    <w:p>
-      <w:r>
-        <w:t xml:space="preserve">También apunta a jugadores que disfrutan mejorar rendimiento y optimizar ejecución, lo que aporta </w:t>
-      </w:r>
-      <w:proofErr w:type="spellStart"/>
-      <w:r>
-        <w:t>rejugabilidad</w:t>
-      </w:r>
-      <w:proofErr w:type="spellEnd"/>
-      <w:r>
         <w:t xml:space="preserve"> natural.</w:t>
       </w:r>
     </w:p>
     <w:p>
       <w:r>
         <w:pict w14:anchorId="5E25EA8A">
-          <v:rect id="_x0000_i1087" style="width:0;height:1.5pt" o:hralign="center" o:hrstd="t" o:hr="t" fillcolor="#a0a0a0" stroked="f"/>
+          <v:rect id="_x0000_i1039" style="width:0;height:1.5pt" o:hralign="center" o:hrstd="t" o:hr="t" fillcolor="#a0a0a0" stroked="f"/>
         </w:pict>
       </w:r>
     </w:p>
@@ -1696,7 +1649,7 @@
     <w:p>
       <w:r>
         <w:pict w14:anchorId="6FA39BA7">
-          <v:rect id="_x0000_i1088" style="width:0;height:1.5pt" o:hralign="center" o:hrstd="t" o:hr="t" fillcolor="#a0a0a0" stroked="f"/>
+          <v:rect id="_x0000_i1040" style="width:0;height:1.5pt" o:hralign="center" o:hrstd="t" o:hr="t" fillcolor="#a0a0a0" stroked="f"/>
         </w:pict>
       </w:r>
     </w:p>
@@ -1851,7 +1804,7 @@
     <w:p>
       <w:r>
         <w:pict w14:anchorId="7297489B">
-          <v:rect id="_x0000_i1089" style="width:0;height:1.5pt" o:hralign="center" o:hrstd="t" o:hr="t" fillcolor="#a0a0a0" stroked="f"/>
+          <v:rect id="_x0000_i1041" style="width:0;height:1.5pt" o:hralign="center" o:hrstd="t" o:hr="t" fillcolor="#a0a0a0" stroked="f"/>
         </w:pict>
       </w:r>
     </w:p>
@@ -2007,7 +1960,7 @@
       <w:r>
         <w:lastRenderedPageBreak/>
         <w:pict w14:anchorId="30C954BA">
-          <v:rect id="_x0000_i1090" style="width:0;height:1.5pt" o:hralign="center" o:hrstd="t" o:hr="t" fillcolor="#a0a0a0" stroked="f"/>
+          <v:rect id="_x0000_i1042" style="width:0;height:1.5pt" o:hralign="center" o:hrstd="t" o:hr="t" fillcolor="#a0a0a0" stroked="f"/>
         </w:pict>
       </w:r>
     </w:p>
@@ -2148,15 +2101,7 @@
     </w:p>
     <w:p>
       <w:r>
-        <w:t xml:space="preserve">Además, valoro el </w:t>
-      </w:r>
-      <w:proofErr w:type="spellStart"/>
-      <w:r>
-        <w:t>feedback</w:t>
-      </w:r>
-      <w:proofErr w:type="spellEnd"/>
-      <w:r>
-        <w:t xml:space="preserve"> externo y el trabajo colaborativo, lo que reduce riesgos creativos y mejora la calidad final del producto.</w:t>
+        <w:t>Además, valoro el feedback externo y el trabajo colaborativo, lo que reduce riesgos creativos y mejora la calidad final del producto.</w:t>
       </w:r>
     </w:p>
     <w:p>
@@ -2167,7 +2112,7 @@
     <w:p>
       <w:r>
         <w:pict w14:anchorId="36C42522">
-          <v:rect id="_x0000_i1091" style="width:0;height:1.5pt" o:hralign="center" o:hrstd="t" o:hr="t" fillcolor="#a0a0a0" stroked="f"/>
+          <v:rect id="_x0000_i1043" style="width:0;height:1.5pt" o:hralign="center" o:hrstd="t" o:hr="t" fillcolor="#a0a0a0" stroked="f"/>
         </w:pict>
       </w:r>
     </w:p>
@@ -2312,6 +2257,1404 @@
       <w:proofErr w:type="spellEnd"/>
       <w:r>
         <w:t xml:space="preserve"> con tus palabras.</w:t>
+      </w:r>
+    </w:p>
+    <w:p/>
+    <w:p/>
+    <w:p/>
+    <w:p/>
+    <w:p>
+      <w:pPr>
+        <w:rPr>
+          <w:b/>
+          <w:bCs/>
+        </w:rPr>
+      </w:pPr>
+      <w:r>
+        <w:rPr>
+          <w:rFonts w:ascii="Segoe UI Emoji" w:hAnsi="Segoe UI Emoji" w:cs="Segoe UI Emoji"/>
+          <w:b/>
+          <w:bCs/>
+        </w:rPr>
+        <w:lastRenderedPageBreak/>
+        <w:t>🧠</w:t>
+      </w:r>
+      <w:r>
+        <w:rPr>
+          <w:b/>
+          <w:bCs/>
+        </w:rPr>
+        <w:t xml:space="preserve"> Estructura ideal de la demo (20 minutos)</w:t>
+      </w:r>
+    </w:p>
+    <w:p>
+      <w:proofErr w:type="spellStart"/>
+      <w:r>
+        <w:t>Dividila</w:t>
+      </w:r>
+      <w:proofErr w:type="spellEnd"/>
+      <w:r>
+        <w:t xml:space="preserve"> mentalmente en </w:t>
+      </w:r>
+      <w:r>
+        <w:rPr>
+          <w:b/>
+          <w:bCs/>
+        </w:rPr>
+        <w:t>4 momentos</w:t>
+      </w:r>
+      <w:r>
+        <w:t>.</w:t>
+      </w:r>
+    </w:p>
+    <w:p>
+      <w:r>
+        <w:t>1️</w:t>
+      </w:r>
+      <w:r>
+        <w:rPr>
+          <w:rFonts w:ascii="Segoe UI Symbol" w:hAnsi="Segoe UI Symbol" w:cs="Segoe UI Symbol"/>
+        </w:rPr>
+        <w:t>⃣</w:t>
+      </w:r>
+      <w:r>
+        <w:t xml:space="preserve"> Introducción de mecánica</w:t>
+      </w:r>
+      <w:r>
+        <w:br/>
+        <w:t>2️</w:t>
+      </w:r>
+      <w:r>
+        <w:rPr>
+          <w:rFonts w:ascii="Segoe UI Symbol" w:hAnsi="Segoe UI Symbol" w:cs="Segoe UI Symbol"/>
+        </w:rPr>
+        <w:t>⃣</w:t>
+      </w:r>
+      <w:r>
+        <w:t xml:space="preserve"> Desarrollo de dominio</w:t>
+      </w:r>
+      <w:r>
+        <w:br/>
+        <w:t>3️</w:t>
+      </w:r>
+      <w:r>
+        <w:rPr>
+          <w:rFonts w:ascii="Segoe UI Symbol" w:hAnsi="Segoe UI Symbol" w:cs="Segoe UI Symbol"/>
+        </w:rPr>
+        <w:t>⃣</w:t>
+      </w:r>
+      <w:r>
+        <w:t xml:space="preserve"> Presión del entorno</w:t>
+      </w:r>
+      <w:r>
+        <w:br/>
+        <w:t>4️</w:t>
+      </w:r>
+      <w:r>
+        <w:rPr>
+          <w:rFonts w:ascii="Segoe UI Symbol" w:hAnsi="Segoe UI Symbol" w:cs="Segoe UI Symbol"/>
+        </w:rPr>
+        <w:t>⃣</w:t>
+      </w:r>
+      <w:r>
+        <w:t xml:space="preserve"> Culminación del desafío</w:t>
+      </w:r>
+    </w:p>
+    <w:p>
+      <w:r>
+        <w:t>Esto coincide perfecto con tu filosofía de diseño progresivo.</w:t>
+      </w:r>
+    </w:p>
+    <w:p>
+      <w:r>
+        <w:pict w14:anchorId="0E07E085">
+          <v:rect id="_x0000_i1164" style="width:0;height:1.5pt" o:hralign="center" o:hrstd="t" o:hr="t" fillcolor="#a0a0a0" stroked="f"/>
+        </w:pict>
+      </w:r>
+    </w:p>
+    <w:p>
+      <w:pPr>
+        <w:rPr>
+          <w:b/>
+          <w:bCs/>
+        </w:rPr>
+      </w:pPr>
+      <w:r>
+        <w:rPr>
+          <w:b/>
+          <w:bCs/>
+        </w:rPr>
+        <w:t>1️</w:t>
+      </w:r>
+      <w:r>
+        <w:rPr>
+          <w:rFonts w:ascii="Segoe UI Symbol" w:hAnsi="Segoe UI Symbol" w:cs="Segoe UI Symbol"/>
+          <w:b/>
+          <w:bCs/>
+        </w:rPr>
+        <w:t>⃣</w:t>
+      </w:r>
+      <w:r>
+        <w:rPr>
+          <w:b/>
+          <w:bCs/>
+        </w:rPr>
+        <w:t xml:space="preserve"> Introducción de mecánica (primeros minutos)</w:t>
+      </w:r>
+    </w:p>
+    <w:p>
+      <w:pPr>
+        <w:rPr>
+          <w:b/>
+          <w:bCs/>
+        </w:rPr>
+      </w:pPr>
+      <w:r>
+        <w:rPr>
+          <w:b/>
+          <w:bCs/>
+        </w:rPr>
+        <w:t>Qué mostrar</w:t>
+      </w:r>
+    </w:p>
+    <w:p>
+      <w:r>
+        <w:t xml:space="preserve">El momento donde el jugador </w:t>
+      </w:r>
+      <w:r>
+        <w:rPr>
+          <w:b/>
+          <w:bCs/>
+        </w:rPr>
+        <w:t>aprende la habilidad nueva</w:t>
+      </w:r>
+      <w:r>
+        <w:t>.</w:t>
+      </w:r>
+    </w:p>
+    <w:p>
+      <w:r>
+        <w:t>Ejemplo que vos mencionaste:</w:t>
+      </w:r>
+    </w:p>
+    <w:p>
+      <w:pPr>
+        <w:numPr>
+          <w:ilvl w:val="0"/>
+          <w:numId w:val="6"/>
+        </w:numPr>
+      </w:pPr>
+      <w:r>
+        <w:t>Carteles de tutorial</w:t>
+      </w:r>
+    </w:p>
+    <w:p>
+      <w:pPr>
+        <w:numPr>
+          <w:ilvl w:val="0"/>
+          <w:numId w:val="6"/>
+        </w:numPr>
+      </w:pPr>
+      <w:r>
+        <w:t>Zona segura para probar la mecánica</w:t>
+      </w:r>
+    </w:p>
+    <w:p>
+      <w:r>
+        <w:pict w14:anchorId="5F3D0E9A">
+          <v:rect id="_x0000_i1165" style="width:0;height:1.5pt" o:hralign="center" o:hrstd="t" o:hr="t" fillcolor="#a0a0a0" stroked="f"/>
+        </w:pict>
+      </w:r>
+    </w:p>
+    <w:p>
+      <w:pPr>
+        <w:rPr>
+          <w:b/>
+          <w:bCs/>
+        </w:rPr>
+      </w:pPr>
+      <w:r>
+        <w:rPr>
+          <w:b/>
+          <w:bCs/>
+        </w:rPr>
+        <w:t>Pregunta que te podría hacer el docente</w:t>
+      </w:r>
+    </w:p>
+    <w:p>
+      <w:r>
+        <w:t>"¿Por qué decidiste enseñar la mecánica de esta forma?"</w:t>
+      </w:r>
+    </w:p>
+    <w:p>
+      <w:r>
+        <w:pict w14:anchorId="4466244E">
+          <v:rect id="_x0000_i1166" style="width:0;height:1.5pt" o:hralign="center" o:hrstd="t" o:hr="t" fillcolor="#a0a0a0" stroked="f"/>
+        </w:pict>
+      </w:r>
+    </w:p>
+    <w:p>
+      <w:pPr>
+        <w:rPr>
+          <w:b/>
+          <w:bCs/>
+        </w:rPr>
+      </w:pPr>
+      <w:r>
+        <w:rPr>
+          <w:b/>
+          <w:bCs/>
+        </w:rPr>
+        <w:t xml:space="preserve">Respuesta que </w:t>
+      </w:r>
+      <w:proofErr w:type="spellStart"/>
+      <w:r>
+        <w:rPr>
+          <w:b/>
+          <w:bCs/>
+        </w:rPr>
+        <w:t>podés</w:t>
+      </w:r>
+      <w:proofErr w:type="spellEnd"/>
+      <w:r>
+        <w:rPr>
+          <w:b/>
+          <w:bCs/>
+        </w:rPr>
+        <w:t xml:space="preserve"> estudiar</w:t>
+      </w:r>
+    </w:p>
+    <w:p>
+      <w:r>
+        <w:t>La introducción de cada mecánica está diseñada para que el jugador pueda comprenderla sin presión.</w:t>
+      </w:r>
+      <w:r>
+        <w:br/>
+        <w:t>Por eso al inicio del nivel aparecen carteles tutoriales y una zona relativamente segura donde el jugador puede experimentar con la nueva habilidad.</w:t>
+      </w:r>
+    </w:p>
+    <w:p>
+      <w:r>
+        <w:t>La intención es que el jugador primero entienda el funcionamiento básico de la mecánica antes de enfrentarse a situaciones más complejas.</w:t>
+      </w:r>
+    </w:p>
+    <w:p>
+      <w:r>
+        <w:t>Este enfoque permite que el aprendizaje sea progresivo.</w:t>
+      </w:r>
+      <w:r>
+        <w:br/>
+        <w:t>Primero se introduce la herramienta, luego se la pone a prueba en escenarios cada vez más exigentes.</w:t>
+      </w:r>
+    </w:p>
+    <w:p>
+      <w:r>
+        <w:t>De esta forma el jugador no siente que el juego es injusto, sino que siente que está desarrollando su habilidad a medida que avanza.</w:t>
+      </w:r>
+    </w:p>
+    <w:p>
+      <w:r>
+        <w:pict w14:anchorId="1D8B8F91">
+          <v:rect id="_x0000_i1167" style="width:0;height:1.5pt" o:hralign="center" o:hrstd="t" o:hr="t" fillcolor="#a0a0a0" stroked="f"/>
+        </w:pict>
+      </w:r>
+    </w:p>
+    <w:p>
+      <w:pPr>
+        <w:rPr>
+          <w:b/>
+          <w:bCs/>
+        </w:rPr>
+      </w:pPr>
+      <w:r>
+        <w:rPr>
+          <w:b/>
+          <w:bCs/>
+        </w:rPr>
+        <w:t>Idea central</w:t>
+      </w:r>
+    </w:p>
+    <w:p>
+      <w:r>
+        <w:rPr>
+          <w:rFonts w:ascii="Segoe UI Emoji" w:hAnsi="Segoe UI Emoji" w:cs="Segoe UI Emoji"/>
+        </w:rPr>
+        <w:t>🧠</w:t>
+      </w:r>
+      <w:r>
+        <w:t xml:space="preserve"> </w:t>
+      </w:r>
+      <w:r>
+        <w:rPr>
+          <w:b/>
+          <w:bCs/>
+        </w:rPr>
+        <w:t>Primero comprensión, después desafío.</w:t>
+      </w:r>
+    </w:p>
+    <w:p>
+      <w:r>
+        <w:lastRenderedPageBreak/>
+        <w:pict w14:anchorId="0E0F6F3E">
+          <v:rect id="_x0000_i1168" style="width:0;height:1.5pt" o:hralign="center" o:hrstd="t" o:hr="t" fillcolor="#a0a0a0" stroked="f"/>
+        </w:pict>
+      </w:r>
+    </w:p>
+    <w:p>
+      <w:pPr>
+        <w:rPr>
+          <w:b/>
+          <w:bCs/>
+        </w:rPr>
+      </w:pPr>
+      <w:r>
+        <w:rPr>
+          <w:b/>
+          <w:bCs/>
+        </w:rPr>
+        <w:t>2️</w:t>
+      </w:r>
+      <w:r>
+        <w:rPr>
+          <w:rFonts w:ascii="Segoe UI Symbol" w:hAnsi="Segoe UI Symbol" w:cs="Segoe UI Symbol"/>
+          <w:b/>
+          <w:bCs/>
+        </w:rPr>
+        <w:t>⃣</w:t>
+      </w:r>
+      <w:r>
+        <w:rPr>
+          <w:b/>
+          <w:bCs/>
+        </w:rPr>
+        <w:t xml:space="preserve"> Desarrollo de dominio</w:t>
+      </w:r>
+    </w:p>
+    <w:p>
+      <w:r>
+        <w:t>Acá el jugador ya entendió la habilidad.</w:t>
+      </w:r>
+    </w:p>
+    <w:p>
+      <w:r>
+        <w:t xml:space="preserve">Ahora el nivel empieza a </w:t>
+      </w:r>
+      <w:r>
+        <w:rPr>
+          <w:b/>
+          <w:bCs/>
+        </w:rPr>
+        <w:t>pedirle que la use realmente</w:t>
+      </w:r>
+      <w:r>
+        <w:t>.</w:t>
+      </w:r>
+    </w:p>
+    <w:p>
+      <w:r>
+        <w:pict w14:anchorId="012B4E88">
+          <v:rect id="_x0000_i1169" style="width:0;height:1.5pt" o:hralign="center" o:hrstd="t" o:hr="t" fillcolor="#a0a0a0" stroked="f"/>
+        </w:pict>
+      </w:r>
+    </w:p>
+    <w:p>
+      <w:pPr>
+        <w:rPr>
+          <w:b/>
+          <w:bCs/>
+        </w:rPr>
+      </w:pPr>
+      <w:r>
+        <w:rPr>
+          <w:b/>
+          <w:bCs/>
+        </w:rPr>
+        <w:t xml:space="preserve">Qué explicar mientras </w:t>
+      </w:r>
+      <w:proofErr w:type="spellStart"/>
+      <w:r>
+        <w:rPr>
+          <w:b/>
+          <w:bCs/>
+        </w:rPr>
+        <w:t>jugás</w:t>
+      </w:r>
+      <w:proofErr w:type="spellEnd"/>
+    </w:p>
+    <w:p>
+      <w:proofErr w:type="spellStart"/>
+      <w:r>
+        <w:t>Podés</w:t>
+      </w:r>
+      <w:proofErr w:type="spellEnd"/>
+      <w:r>
+        <w:t xml:space="preserve"> decir algo como:</w:t>
+      </w:r>
+    </w:p>
+    <w:p>
+      <w:r>
+        <w:t>"En esta parte del nivel el jugador ya entendió la habilidad, entonces el diseño empieza a exigir que la combine con las mecánicas anteriores."</w:t>
+      </w:r>
+    </w:p>
+    <w:p>
+      <w:r>
+        <w:t xml:space="preserve">Esto es importante porque muestra </w:t>
+      </w:r>
+      <w:r>
+        <w:rPr>
+          <w:b/>
+          <w:bCs/>
+        </w:rPr>
+        <w:t>progresión de dificultad</w:t>
+      </w:r>
+      <w:r>
+        <w:t>.</w:t>
+      </w:r>
+    </w:p>
+    <w:p>
+      <w:r>
+        <w:pict w14:anchorId="757062F0">
+          <v:rect id="_x0000_i1170" style="width:0;height:1.5pt" o:hralign="center" o:hrstd="t" o:hr="t" fillcolor="#a0a0a0" stroked="f"/>
+        </w:pict>
+      </w:r>
+    </w:p>
+    <w:p>
+      <w:pPr>
+        <w:rPr>
+          <w:b/>
+          <w:bCs/>
+        </w:rPr>
+      </w:pPr>
+      <w:r>
+        <w:rPr>
+          <w:b/>
+          <w:bCs/>
+        </w:rPr>
+        <w:t>Pregunta posible del docente</w:t>
+      </w:r>
+    </w:p>
+    <w:p>
+      <w:r>
+        <w:t>"¿Cómo evitaste que el jugador solo memorice el nivel?"</w:t>
+      </w:r>
+    </w:p>
+    <w:p>
+      <w:r>
+        <w:pict w14:anchorId="73907F7B">
+          <v:rect id="_x0000_i1171" style="width:0;height:1.5pt" o:hralign="center" o:hrstd="t" o:hr="t" fillcolor="#a0a0a0" stroked="f"/>
+        </w:pict>
+      </w:r>
+    </w:p>
+    <w:p>
+      <w:pPr>
+        <w:rPr>
+          <w:b/>
+          <w:bCs/>
+        </w:rPr>
+      </w:pPr>
+      <w:r>
+        <w:rPr>
+          <w:b/>
+          <w:bCs/>
+        </w:rPr>
+        <w:t xml:space="preserve">Respuesta que </w:t>
+      </w:r>
+      <w:proofErr w:type="spellStart"/>
+      <w:r>
+        <w:rPr>
+          <w:b/>
+          <w:bCs/>
+        </w:rPr>
+        <w:t>podés</w:t>
+      </w:r>
+      <w:proofErr w:type="spellEnd"/>
+      <w:r>
+        <w:rPr>
+          <w:b/>
+          <w:bCs/>
+        </w:rPr>
+        <w:t xml:space="preserve"> estudiar</w:t>
+      </w:r>
+    </w:p>
+    <w:p>
+      <w:r>
+        <w:t>El diseño del nivel evita que el jugador dependa únicamente de la memorización de patrones.</w:t>
+      </w:r>
+    </w:p>
+    <w:p>
+      <w:r>
+        <w:t>El entorno introduce pequeñas variaciones en las situaciones de juego, lo que obliga al jugador a adaptarse constantemente.</w:t>
+      </w:r>
+    </w:p>
+    <w:p>
+      <w:r>
+        <w:t>La idea es que el jugador realmente domine la mecánica, en lugar de simplemente repetir una secuencia memorizada.</w:t>
+      </w:r>
+    </w:p>
+    <w:p>
+      <w:r>
+        <w:t>Esto genera una experiencia más dinámica, donde cada sección del nivel requiere atención y adaptación, incluso si el jugador ya conoce la habilidad.</w:t>
+      </w:r>
+    </w:p>
+    <w:p>
+      <w:r>
+        <w:pict w14:anchorId="09778574">
+          <v:rect id="_x0000_i1172" style="width:0;height:1.5pt" o:hralign="center" o:hrstd="t" o:hr="t" fillcolor="#a0a0a0" stroked="f"/>
+        </w:pict>
+      </w:r>
+    </w:p>
+    <w:p>
+      <w:pPr>
+        <w:rPr>
+          <w:b/>
+          <w:bCs/>
+        </w:rPr>
+      </w:pPr>
+      <w:r>
+        <w:rPr>
+          <w:b/>
+          <w:bCs/>
+        </w:rPr>
+        <w:t>Idea central</w:t>
+      </w:r>
+    </w:p>
+    <w:p>
+      <w:r>
+        <w:rPr>
+          <w:rFonts w:ascii="Segoe UI Emoji" w:hAnsi="Segoe UI Emoji" w:cs="Segoe UI Emoji"/>
+        </w:rPr>
+        <w:t>🧠</w:t>
+      </w:r>
+      <w:r>
+        <w:t xml:space="preserve"> </w:t>
+      </w:r>
+      <w:r>
+        <w:rPr>
+          <w:b/>
+          <w:bCs/>
+        </w:rPr>
+        <w:t>Dominar mecánicas &gt; memorizar patrones</w:t>
+      </w:r>
+    </w:p>
+    <w:p>
+      <w:r>
+        <w:pict w14:anchorId="494758AE">
+          <v:rect id="_x0000_i1173" style="width:0;height:1.5pt" o:hralign="center" o:hrstd="t" o:hr="t" fillcolor="#a0a0a0" stroked="f"/>
+        </w:pict>
+      </w:r>
+    </w:p>
+    <w:p>
+      <w:pPr>
+        <w:rPr>
+          <w:b/>
+          <w:bCs/>
+        </w:rPr>
+      </w:pPr>
+      <w:r>
+        <w:rPr>
+          <w:b/>
+          <w:bCs/>
+        </w:rPr>
+        <w:t>3️</w:t>
+      </w:r>
+      <w:r>
+        <w:rPr>
+          <w:rFonts w:ascii="Segoe UI Symbol" w:hAnsi="Segoe UI Symbol" w:cs="Segoe UI Symbol"/>
+          <w:b/>
+          <w:bCs/>
+        </w:rPr>
+        <w:t>⃣</w:t>
+      </w:r>
+      <w:r>
+        <w:rPr>
+          <w:b/>
+          <w:bCs/>
+        </w:rPr>
+        <w:t xml:space="preserve"> Presión del entorno</w:t>
+      </w:r>
+    </w:p>
+    <w:p>
+      <w:r>
+        <w:t xml:space="preserve">Acá es donde tu juego </w:t>
+      </w:r>
+      <w:r>
+        <w:rPr>
+          <w:b/>
+          <w:bCs/>
+        </w:rPr>
+        <w:t>se vuelve interesante</w:t>
+      </w:r>
+      <w:r>
+        <w:t>.</w:t>
+      </w:r>
+    </w:p>
+    <w:p>
+      <w:r>
+        <w:t>El jugador ya entiende la mecánica, ahora el entorno lo presiona.</w:t>
+      </w:r>
+    </w:p>
+    <w:p>
+      <w:pPr>
+        <w:numPr>
+          <w:ilvl w:val="0"/>
+          <w:numId w:val="7"/>
+        </w:numPr>
+      </w:pPr>
+      <w:r>
+        <w:t>enemigos</w:t>
+      </w:r>
+    </w:p>
+    <w:p>
+      <w:pPr>
+        <w:numPr>
+          <w:ilvl w:val="0"/>
+          <w:numId w:val="7"/>
+        </w:numPr>
+      </w:pPr>
+      <w:r>
+        <w:t>plataformas</w:t>
+      </w:r>
+    </w:p>
+    <w:p>
+      <w:pPr>
+        <w:numPr>
+          <w:ilvl w:val="0"/>
+          <w:numId w:val="7"/>
+        </w:numPr>
+      </w:pPr>
+      <w:r>
+        <w:t>peligros</w:t>
+      </w:r>
+    </w:p>
+    <w:p>
+      <w:r>
+        <w:lastRenderedPageBreak/>
+        <w:pict w14:anchorId="5121E520">
+          <v:rect id="_x0000_i1174" style="width:0;height:1.5pt" o:hralign="center" o:hrstd="t" o:hr="t" fillcolor="#a0a0a0" stroked="f"/>
+        </w:pict>
+      </w:r>
+    </w:p>
+    <w:p>
+      <w:pPr>
+        <w:rPr>
+          <w:b/>
+          <w:bCs/>
+        </w:rPr>
+      </w:pPr>
+      <w:r>
+        <w:rPr>
+          <w:b/>
+          <w:bCs/>
+        </w:rPr>
+        <w:t xml:space="preserve">Qué explicar mientras </w:t>
+      </w:r>
+      <w:proofErr w:type="spellStart"/>
+      <w:r>
+        <w:rPr>
+          <w:b/>
+          <w:bCs/>
+        </w:rPr>
+        <w:t>jugás</w:t>
+      </w:r>
+      <w:proofErr w:type="spellEnd"/>
+    </w:p>
+    <w:p>
+      <w:r>
+        <w:t>Algo como:</w:t>
+      </w:r>
+    </w:p>
+    <w:p>
+      <w:r>
+        <w:t>"Acá el entorno empieza a generar presión sobre el jugador para que utilice la habilidad de forma más precisa."</w:t>
+      </w:r>
+    </w:p>
+    <w:p>
+      <w:r>
+        <w:t xml:space="preserve">Esto muestra </w:t>
+      </w:r>
+      <w:r>
+        <w:rPr>
+          <w:b/>
+          <w:bCs/>
+        </w:rPr>
+        <w:t>diseño intencional de dificultad</w:t>
+      </w:r>
+      <w:r>
+        <w:t>.</w:t>
+      </w:r>
+    </w:p>
+    <w:p>
+      <w:r>
+        <w:pict w14:anchorId="1C5FD545">
+          <v:rect id="_x0000_i1175" style="width:0;height:1.5pt" o:hralign="center" o:hrstd="t" o:hr="t" fillcolor="#a0a0a0" stroked="f"/>
+        </w:pict>
+      </w:r>
+    </w:p>
+    <w:p>
+      <w:pPr>
+        <w:rPr>
+          <w:b/>
+          <w:bCs/>
+        </w:rPr>
+      </w:pPr>
+      <w:r>
+        <w:rPr>
+          <w:b/>
+          <w:bCs/>
+        </w:rPr>
+        <w:t>Pregunta posible</w:t>
+      </w:r>
+    </w:p>
+    <w:p>
+      <w:r>
+        <w:t>"¿Cómo manejaste la frustración del jugador?"</w:t>
+      </w:r>
+    </w:p>
+    <w:p>
+      <w:r>
+        <w:pict w14:anchorId="238566F9">
+          <v:rect id="_x0000_i1176" style="width:0;height:1.5pt" o:hralign="center" o:hrstd="t" o:hr="t" fillcolor="#a0a0a0" stroked="f"/>
+        </w:pict>
+      </w:r>
+    </w:p>
+    <w:p>
+      <w:pPr>
+        <w:rPr>
+          <w:b/>
+          <w:bCs/>
+        </w:rPr>
+      </w:pPr>
+      <w:r>
+        <w:rPr>
+          <w:b/>
+          <w:bCs/>
+        </w:rPr>
+        <w:t xml:space="preserve">Respuesta que </w:t>
+      </w:r>
+      <w:proofErr w:type="spellStart"/>
+      <w:r>
+        <w:rPr>
+          <w:b/>
+          <w:bCs/>
+        </w:rPr>
+        <w:t>podés</w:t>
+      </w:r>
+      <w:proofErr w:type="spellEnd"/>
+      <w:r>
+        <w:rPr>
+          <w:b/>
+          <w:bCs/>
+        </w:rPr>
+        <w:t xml:space="preserve"> estudiar</w:t>
+      </w:r>
+    </w:p>
+    <w:p>
+      <w:r>
+        <w:t>Aunque el juego presenta desafíos exigentes, el objetivo no es castigar al jugador de forma injusta.</w:t>
+      </w:r>
+    </w:p>
+    <w:p>
+      <w:r>
+        <w:t>Por eso el diseño es progresivo y el juego incluye un sistema de guardado que respeta el progreso del jugador.</w:t>
+      </w:r>
+    </w:p>
+    <w:p>
+      <w:r>
+        <w:t>Esto permite que el jugador experimente desafío sin sentir que pierde demasiado tiempo si comete un error.</w:t>
+      </w:r>
+    </w:p>
+    <w:p>
+      <w:r>
+        <w:t>La intención es que la dificultad genere satisfacción al superarla, no frustración que lleve al abandono.</w:t>
+      </w:r>
+    </w:p>
+    <w:p>
+      <w:r>
+        <w:pict w14:anchorId="4FCC2D0E">
+          <v:rect id="_x0000_i1177" style="width:0;height:1.5pt" o:hralign="center" o:hrstd="t" o:hr="t" fillcolor="#a0a0a0" stroked="f"/>
+        </w:pict>
+      </w:r>
+    </w:p>
+    <w:p>
+      <w:pPr>
+        <w:rPr>
+          <w:b/>
+          <w:bCs/>
+        </w:rPr>
+      </w:pPr>
+      <w:r>
+        <w:rPr>
+          <w:b/>
+          <w:bCs/>
+        </w:rPr>
+        <w:t>Idea central</w:t>
+      </w:r>
+    </w:p>
+    <w:p>
+      <w:r>
+        <w:rPr>
+          <w:rFonts w:ascii="Segoe UI Emoji" w:hAnsi="Segoe UI Emoji" w:cs="Segoe UI Emoji"/>
+        </w:rPr>
+        <w:t>🧠</w:t>
+      </w:r>
+      <w:r>
+        <w:t xml:space="preserve"> </w:t>
+      </w:r>
+      <w:r>
+        <w:rPr>
+          <w:b/>
+          <w:bCs/>
+        </w:rPr>
+        <w:t>Desafío exigente, pero justo.</w:t>
+      </w:r>
+    </w:p>
+    <w:p>
+      <w:r>
+        <w:pict w14:anchorId="66E960AE">
+          <v:rect id="_x0000_i1178" style="width:0;height:1.5pt" o:hralign="center" o:hrstd="t" o:hr="t" fillcolor="#a0a0a0" stroked="f"/>
+        </w:pict>
+      </w:r>
+    </w:p>
+    <w:p>
+      <w:pPr>
+        <w:rPr>
+          <w:b/>
+          <w:bCs/>
+        </w:rPr>
+      </w:pPr>
+      <w:r>
+        <w:rPr>
+          <w:b/>
+          <w:bCs/>
+        </w:rPr>
+        <w:t>4️</w:t>
+      </w:r>
+      <w:r>
+        <w:rPr>
+          <w:rFonts w:ascii="Segoe UI Symbol" w:hAnsi="Segoe UI Symbol" w:cs="Segoe UI Symbol"/>
+          <w:b/>
+          <w:bCs/>
+        </w:rPr>
+        <w:t>⃣</w:t>
+      </w:r>
+      <w:r>
+        <w:rPr>
+          <w:b/>
+          <w:bCs/>
+        </w:rPr>
+        <w:t xml:space="preserve"> Culminación del desafío (final del </w:t>
+      </w:r>
+      <w:proofErr w:type="spellStart"/>
+      <w:r>
+        <w:rPr>
+          <w:b/>
+          <w:bCs/>
+        </w:rPr>
+        <w:t>slice</w:t>
+      </w:r>
+      <w:proofErr w:type="spellEnd"/>
+      <w:r>
+        <w:rPr>
+          <w:b/>
+          <w:bCs/>
+        </w:rPr>
+        <w:t>)</w:t>
+      </w:r>
+    </w:p>
+    <w:p>
+      <w:r>
+        <w:t xml:space="preserve">Este es el momento donde el jugador </w:t>
+      </w:r>
+      <w:r>
+        <w:rPr>
+          <w:b/>
+          <w:bCs/>
+        </w:rPr>
+        <w:t>demuestra todo lo aprendido</w:t>
+      </w:r>
+      <w:r>
+        <w:t>.</w:t>
+      </w:r>
+    </w:p>
+    <w:p>
+      <w:r>
+        <w:t>El nivel ya no enseña.</w:t>
+      </w:r>
+    </w:p>
+    <w:p>
+      <w:r>
+        <w:t xml:space="preserve">El nivel </w:t>
+      </w:r>
+      <w:r>
+        <w:rPr>
+          <w:b/>
+          <w:bCs/>
+        </w:rPr>
+        <w:t>exige</w:t>
+      </w:r>
+      <w:r>
+        <w:t>.</w:t>
+      </w:r>
+    </w:p>
+    <w:p>
+      <w:r>
+        <w:pict w14:anchorId="222ED0F3">
+          <v:rect id="_x0000_i1179" style="width:0;height:1.5pt" o:hralign="center" o:hrstd="t" o:hr="t" fillcolor="#a0a0a0" stroked="f"/>
+        </w:pict>
+      </w:r>
+    </w:p>
+    <w:p>
+      <w:pPr>
+        <w:rPr>
+          <w:b/>
+          <w:bCs/>
+        </w:rPr>
+      </w:pPr>
+      <w:r>
+        <w:rPr>
+          <w:b/>
+          <w:bCs/>
+        </w:rPr>
+        <w:t>Pregunta posible</w:t>
+      </w:r>
+    </w:p>
+    <w:p>
+      <w:r>
+        <w:t xml:space="preserve">"¿Qué </w:t>
+      </w:r>
+      <w:proofErr w:type="spellStart"/>
+      <w:r>
+        <w:t>querés</w:t>
+      </w:r>
+      <w:proofErr w:type="spellEnd"/>
+      <w:r>
+        <w:t xml:space="preserve"> que el jugador sienta al terminar el nivel?"</w:t>
+      </w:r>
+    </w:p>
+    <w:p>
+      <w:r>
+        <w:pict w14:anchorId="7912B6AB">
+          <v:rect id="_x0000_i1180" style="width:0;height:1.5pt" o:hralign="center" o:hrstd="t" o:hr="t" fillcolor="#a0a0a0" stroked="f"/>
+        </w:pict>
+      </w:r>
+    </w:p>
+    <w:p>
+      <w:pPr>
+        <w:rPr>
+          <w:b/>
+          <w:bCs/>
+        </w:rPr>
+      </w:pPr>
+      <w:r>
+        <w:rPr>
+          <w:b/>
+          <w:bCs/>
+        </w:rPr>
+        <w:t xml:space="preserve">Respuesta que </w:t>
+      </w:r>
+      <w:proofErr w:type="spellStart"/>
+      <w:r>
+        <w:rPr>
+          <w:b/>
+          <w:bCs/>
+        </w:rPr>
+        <w:t>podés</w:t>
+      </w:r>
+      <w:proofErr w:type="spellEnd"/>
+      <w:r>
+        <w:rPr>
+          <w:b/>
+          <w:bCs/>
+        </w:rPr>
+        <w:t xml:space="preserve"> estudiar</w:t>
+      </w:r>
+    </w:p>
+    <w:p>
+      <w:r>
+        <w:lastRenderedPageBreak/>
+        <w:t>El objetivo emocional del diseño es que el jugador sienta satisfacción al superar un desafío que inicialmente parecía difícil.</w:t>
+      </w:r>
+    </w:p>
+    <w:p>
+      <w:r>
+        <w:t>A lo largo del nivel el jugador va desarrollando confianza en sus habilidades, porque el juego le va enseñando las mecánicas de manera progresiva.</w:t>
+      </w:r>
+    </w:p>
+    <w:p>
+      <w:r>
+        <w:t>Cuando finalmente logra superar el nivel, la sensación es la de haber dominado un reto técnico, lo que genera orgullo y motivación para continuar jugando y descubrir nuevas habilidades y escenarios.</w:t>
+      </w:r>
+    </w:p>
+    <w:p>
+      <w:r>
+        <w:pict w14:anchorId="5DF6A765">
+          <v:rect id="_x0000_i1181" style="width:0;height:1.5pt" o:hralign="center" o:hrstd="t" o:hr="t" fillcolor="#a0a0a0" stroked="f"/>
+        </w:pict>
+      </w:r>
+    </w:p>
+    <w:p>
+      <w:pPr>
+        <w:rPr>
+          <w:b/>
+          <w:bCs/>
+        </w:rPr>
+      </w:pPr>
+      <w:r>
+        <w:rPr>
+          <w:b/>
+          <w:bCs/>
+        </w:rPr>
+        <w:t>Idea central</w:t>
+      </w:r>
+    </w:p>
+    <w:p>
+      <w:r>
+        <w:rPr>
+          <w:rFonts w:ascii="Segoe UI Emoji" w:hAnsi="Segoe UI Emoji" w:cs="Segoe UI Emoji"/>
+        </w:rPr>
+        <w:t>🧠</w:t>
+      </w:r>
+      <w:r>
+        <w:t xml:space="preserve"> </w:t>
+      </w:r>
+      <w:r>
+        <w:rPr>
+          <w:b/>
+          <w:bCs/>
+        </w:rPr>
+        <w:t>Orgullo por superar el desafío.</w:t>
+      </w:r>
+    </w:p>
+    <w:p>
+      <w:r>
+        <w:pict w14:anchorId="5A80AF79">
+          <v:rect id="_x0000_i1182" style="width:0;height:1.5pt" o:hralign="center" o:hrstd="t" o:hr="t" fillcolor="#a0a0a0" stroked="f"/>
+        </w:pict>
+      </w:r>
+    </w:p>
+    <w:p>
+      <w:pPr>
+        <w:rPr>
+          <w:b/>
+          <w:bCs/>
+        </w:rPr>
+      </w:pPr>
+      <w:r>
+        <w:rPr>
+          <w:rFonts w:ascii="Segoe UI Emoji" w:hAnsi="Segoe UI Emoji" w:cs="Segoe UI Emoji"/>
+          <w:b/>
+          <w:bCs/>
+        </w:rPr>
+        <w:t>🧠</w:t>
+      </w:r>
+      <w:r>
+        <w:rPr>
+          <w:b/>
+          <w:bCs/>
+        </w:rPr>
+        <w:t xml:space="preserve"> Tu estructura mental para jugar y hablar</w:t>
+      </w:r>
+    </w:p>
+    <w:p>
+      <w:r>
+        <w:t xml:space="preserve">Mientras </w:t>
+      </w:r>
+      <w:proofErr w:type="spellStart"/>
+      <w:r>
+        <w:t>jugás</w:t>
+      </w:r>
+      <w:proofErr w:type="spellEnd"/>
+      <w:r>
+        <w:t xml:space="preserve">, </w:t>
+      </w:r>
+      <w:proofErr w:type="spellStart"/>
+      <w:r>
+        <w:t>pensá</w:t>
+      </w:r>
+      <w:proofErr w:type="spellEnd"/>
+      <w:r>
+        <w:t xml:space="preserve"> siempre en esta secuencia:</w:t>
+      </w:r>
+    </w:p>
+    <w:p>
+      <w:r>
+        <w:t>1️</w:t>
+      </w:r>
+      <w:r>
+        <w:rPr>
+          <w:rFonts w:ascii="Segoe UI Symbol" w:hAnsi="Segoe UI Symbol" w:cs="Segoe UI Symbol"/>
+        </w:rPr>
+        <w:t>⃣</w:t>
+      </w:r>
+      <w:r>
+        <w:t xml:space="preserve"> </w:t>
+      </w:r>
+      <w:r>
+        <w:rPr>
+          <w:b/>
+          <w:bCs/>
+        </w:rPr>
+        <w:t>Presentar mecánica</w:t>
+      </w:r>
+      <w:r>
+        <w:br/>
+        <w:t>2️</w:t>
+      </w:r>
+      <w:r>
+        <w:rPr>
+          <w:rFonts w:ascii="Segoe UI Symbol" w:hAnsi="Segoe UI Symbol" w:cs="Segoe UI Symbol"/>
+        </w:rPr>
+        <w:t>⃣</w:t>
+      </w:r>
+      <w:r>
+        <w:t xml:space="preserve"> </w:t>
+      </w:r>
+      <w:r>
+        <w:rPr>
+          <w:b/>
+          <w:bCs/>
+        </w:rPr>
+        <w:t>Practicar mecánica</w:t>
+      </w:r>
+      <w:r>
+        <w:br/>
+        <w:t>3️</w:t>
+      </w:r>
+      <w:r>
+        <w:rPr>
+          <w:rFonts w:ascii="Segoe UI Symbol" w:hAnsi="Segoe UI Symbol" w:cs="Segoe UI Symbol"/>
+        </w:rPr>
+        <w:t>⃣</w:t>
+      </w:r>
+      <w:r>
+        <w:t xml:space="preserve"> </w:t>
+      </w:r>
+      <w:r>
+        <w:rPr>
+          <w:b/>
+          <w:bCs/>
+        </w:rPr>
+        <w:t>Aplicar bajo presión</w:t>
+      </w:r>
+      <w:r>
+        <w:br/>
+        <w:t>4️</w:t>
+      </w:r>
+      <w:r>
+        <w:rPr>
+          <w:rFonts w:ascii="Segoe UI Symbol" w:hAnsi="Segoe UI Symbol" w:cs="Segoe UI Symbol"/>
+        </w:rPr>
+        <w:t>⃣</w:t>
+      </w:r>
+      <w:r>
+        <w:t xml:space="preserve"> </w:t>
+      </w:r>
+      <w:r>
+        <w:rPr>
+          <w:b/>
+          <w:bCs/>
+        </w:rPr>
+        <w:t>Superar desafío</w:t>
+      </w:r>
+    </w:p>
+    <w:p>
+      <w:r>
+        <w:t xml:space="preserve">Si te </w:t>
+      </w:r>
+      <w:proofErr w:type="spellStart"/>
+      <w:r>
+        <w:t>quedás</w:t>
+      </w:r>
+      <w:proofErr w:type="spellEnd"/>
+      <w:r>
+        <w:t xml:space="preserve"> sin palabras, </w:t>
+      </w:r>
+      <w:proofErr w:type="spellStart"/>
+      <w:r>
+        <w:t>volvés</w:t>
+      </w:r>
+      <w:proofErr w:type="spellEnd"/>
+      <w:r>
+        <w:t xml:space="preserve"> a esto.</w:t>
+      </w:r>
+    </w:p>
+    <w:p>
+      <w:r>
+        <w:t xml:space="preserve">Siempre </w:t>
+      </w:r>
+      <w:proofErr w:type="spellStart"/>
+      <w:r>
+        <w:t>podés</w:t>
+      </w:r>
+      <w:proofErr w:type="spellEnd"/>
+      <w:r>
+        <w:t xml:space="preserve"> decir algo como:</w:t>
+      </w:r>
+    </w:p>
+    <w:p>
+      <w:r>
+        <w:t>"Esta sección del nivel está diseñada para reforzar la mecánica que el jugador acaba de aprender."</w:t>
+      </w:r>
+    </w:p>
+    <w:p>
+      <w:r>
+        <w:t xml:space="preserve">Eso ya suena </w:t>
+      </w:r>
+      <w:r>
+        <w:rPr>
+          <w:b/>
+          <w:bCs/>
+        </w:rPr>
+        <w:t>muy profesional</w:t>
+      </w:r>
+      <w:r>
+        <w:t>.</w:t>
+      </w:r>
+    </w:p>
+    <w:p>
+      <w:r>
+        <w:pict w14:anchorId="15D8905F">
+          <v:rect id="_x0000_i1183" style="width:0;height:1.5pt" o:hralign="center" o:hrstd="t" o:hr="t" fillcolor="#a0a0a0" stroked="f"/>
+        </w:pict>
+      </w:r>
+    </w:p>
+    <w:p>
+      <w:pPr>
+        <w:rPr>
+          <w:b/>
+          <w:bCs/>
+        </w:rPr>
+      </w:pPr>
+      <w:r>
+        <w:rPr>
+          <w:rFonts w:ascii="Segoe UI Emoji" w:hAnsi="Segoe UI Emoji" w:cs="Segoe UI Emoji"/>
+          <w:b/>
+          <w:bCs/>
+        </w:rPr>
+        <w:t>🎯</w:t>
+      </w:r>
+      <w:r>
+        <w:rPr>
+          <w:b/>
+          <w:bCs/>
+        </w:rPr>
+        <w:t xml:space="preserve"> Algo importante que hiciste muy bien (y no sabías)</w:t>
+      </w:r>
+    </w:p>
+    <w:p>
+      <w:r>
+        <w:t>Tu juego usa algo que en diseño se llama:</w:t>
+      </w:r>
+    </w:p>
+    <w:p>
+      <w:proofErr w:type="spellStart"/>
+      <w:r>
+        <w:rPr>
+          <w:b/>
+          <w:bCs/>
+        </w:rPr>
+        <w:t>Learning</w:t>
+      </w:r>
+      <w:proofErr w:type="spellEnd"/>
+      <w:r>
+        <w:rPr>
+          <w:b/>
+          <w:bCs/>
+        </w:rPr>
+        <w:t xml:space="preserve"> → </w:t>
+      </w:r>
+      <w:proofErr w:type="spellStart"/>
+      <w:r>
+        <w:rPr>
+          <w:b/>
+          <w:bCs/>
+        </w:rPr>
+        <w:t>Mastery</w:t>
+      </w:r>
+      <w:proofErr w:type="spellEnd"/>
+      <w:r>
+        <w:rPr>
+          <w:b/>
+          <w:bCs/>
+        </w:rPr>
+        <w:t xml:space="preserve"> → </w:t>
+      </w:r>
+      <w:proofErr w:type="spellStart"/>
+      <w:r>
+        <w:rPr>
+          <w:b/>
+          <w:bCs/>
+        </w:rPr>
+        <w:t>Challenge</w:t>
+      </w:r>
+      <w:proofErr w:type="spellEnd"/>
+    </w:p>
+    <w:p>
+      <w:r>
+        <w:t>Esto lo usan juegos muy buenos como:</w:t>
+      </w:r>
+    </w:p>
+    <w:p>
+      <w:pPr>
+        <w:numPr>
+          <w:ilvl w:val="0"/>
+          <w:numId w:val="8"/>
+        </w:numPr>
+      </w:pPr>
+      <w:r>
+        <w:t>Super Mario World</w:t>
+      </w:r>
+    </w:p>
+    <w:p>
+      <w:pPr>
+        <w:numPr>
+          <w:ilvl w:val="0"/>
+          <w:numId w:val="8"/>
+        </w:numPr>
+      </w:pPr>
+      <w:r>
+        <w:t>Celeste</w:t>
+      </w:r>
+    </w:p>
+    <w:p>
+      <w:pPr>
+        <w:numPr>
+          <w:ilvl w:val="0"/>
+          <w:numId w:val="8"/>
+        </w:numPr>
+      </w:pPr>
+      <w:r>
+        <w:t>Mega Man X</w:t>
+      </w:r>
+    </w:p>
+    <w:p>
+      <w:r>
+        <w:t xml:space="preserve">Vos lo aplicaste </w:t>
+      </w:r>
+      <w:r>
+        <w:rPr>
+          <w:b/>
+          <w:bCs/>
+        </w:rPr>
+        <w:t>intuitivamente</w:t>
+      </w:r>
+      <w:r>
+        <w:t>.</w:t>
+      </w:r>
+    </w:p>
+    <w:p>
+      <w:r>
+        <w:t xml:space="preserve">Y eso es algo que </w:t>
+      </w:r>
+      <w:r>
+        <w:rPr>
+          <w:b/>
+          <w:bCs/>
+        </w:rPr>
+        <w:t>vale mucho en una defensa</w:t>
+      </w:r>
+      <w:r>
+        <w:t>.</w:t>
       </w:r>
     </w:p>
     <w:p/>
@@ -2590,6 +3933,453 @@
     </w:lvl>
   </w:abstractNum>
   <w:abstractNum w:abstractNumId="2" w15:restartNumberingAfterBreak="0">
+    <w:nsid w:val="16377932"/>
+    <w:multiLevelType w:val="multilevel"/>
+    <w:tmpl w:val="88D275DC"/>
+    <w:lvl w:ilvl="0">
+      <w:start w:val="1"/>
+      <w:numFmt w:val="bullet"/>
+      <w:lvlText w:val=""/>
+      <w:lvlJc w:val="left"/>
+      <w:pPr>
+        <w:tabs>
+          <w:tab w:val="num" w:pos="720"/>
+        </w:tabs>
+        <w:ind w:left="720" w:hanging="360"/>
+      </w:pPr>
+      <w:rPr>
+        <w:rFonts w:ascii="Symbol" w:hAnsi="Symbol" w:hint="default"/>
+        <w:sz w:val="20"/>
+      </w:rPr>
+    </w:lvl>
+    <w:lvl w:ilvl="1" w:tentative="1">
+      <w:start w:val="1"/>
+      <w:numFmt w:val="bullet"/>
+      <w:lvlText w:val="o"/>
+      <w:lvlJc w:val="left"/>
+      <w:pPr>
+        <w:tabs>
+          <w:tab w:val="num" w:pos="1440"/>
+        </w:tabs>
+        <w:ind w:left="1440" w:hanging="360"/>
+      </w:pPr>
+      <w:rPr>
+        <w:rFonts w:ascii="Courier New" w:hAnsi="Courier New" w:hint="default"/>
+        <w:sz w:val="20"/>
+      </w:rPr>
+    </w:lvl>
+    <w:lvl w:ilvl="2" w:tentative="1">
+      <w:start w:val="1"/>
+      <w:numFmt w:val="bullet"/>
+      <w:lvlText w:val=""/>
+      <w:lvlJc w:val="left"/>
+      <w:pPr>
+        <w:tabs>
+          <w:tab w:val="num" w:pos="2160"/>
+        </w:tabs>
+        <w:ind w:left="2160" w:hanging="360"/>
+      </w:pPr>
+      <w:rPr>
+        <w:rFonts w:ascii="Wingdings" w:hAnsi="Wingdings" w:hint="default"/>
+        <w:sz w:val="20"/>
+      </w:rPr>
+    </w:lvl>
+    <w:lvl w:ilvl="3" w:tentative="1">
+      <w:start w:val="1"/>
+      <w:numFmt w:val="bullet"/>
+      <w:lvlText w:val=""/>
+      <w:lvlJc w:val="left"/>
+      <w:pPr>
+        <w:tabs>
+          <w:tab w:val="num" w:pos="2880"/>
+        </w:tabs>
+        <w:ind w:left="2880" w:hanging="360"/>
+      </w:pPr>
+      <w:rPr>
+        <w:rFonts w:ascii="Wingdings" w:hAnsi="Wingdings" w:hint="default"/>
+        <w:sz w:val="20"/>
+      </w:rPr>
+    </w:lvl>
+    <w:lvl w:ilvl="4" w:tentative="1">
+      <w:start w:val="1"/>
+      <w:numFmt w:val="bullet"/>
+      <w:lvlText w:val=""/>
+      <w:lvlJc w:val="left"/>
+      <w:pPr>
+        <w:tabs>
+          <w:tab w:val="num" w:pos="3600"/>
+        </w:tabs>
+        <w:ind w:left="3600" w:hanging="360"/>
+      </w:pPr>
+      <w:rPr>
+        <w:rFonts w:ascii="Wingdings" w:hAnsi="Wingdings" w:hint="default"/>
+        <w:sz w:val="20"/>
+      </w:rPr>
+    </w:lvl>
+    <w:lvl w:ilvl="5" w:tentative="1">
+      <w:start w:val="1"/>
+      <w:numFmt w:val="bullet"/>
+      <w:lvlText w:val=""/>
+      <w:lvlJc w:val="left"/>
+      <w:pPr>
+        <w:tabs>
+          <w:tab w:val="num" w:pos="4320"/>
+        </w:tabs>
+        <w:ind w:left="4320" w:hanging="360"/>
+      </w:pPr>
+      <w:rPr>
+        <w:rFonts w:ascii="Wingdings" w:hAnsi="Wingdings" w:hint="default"/>
+        <w:sz w:val="20"/>
+      </w:rPr>
+    </w:lvl>
+    <w:lvl w:ilvl="6" w:tentative="1">
+      <w:start w:val="1"/>
+      <w:numFmt w:val="bullet"/>
+      <w:lvlText w:val=""/>
+      <w:lvlJc w:val="left"/>
+      <w:pPr>
+        <w:tabs>
+          <w:tab w:val="num" w:pos="5040"/>
+        </w:tabs>
+        <w:ind w:left="5040" w:hanging="360"/>
+      </w:pPr>
+      <w:rPr>
+        <w:rFonts w:ascii="Wingdings" w:hAnsi="Wingdings" w:hint="default"/>
+        <w:sz w:val="20"/>
+      </w:rPr>
+    </w:lvl>
+    <w:lvl w:ilvl="7" w:tentative="1">
+      <w:start w:val="1"/>
+      <w:numFmt w:val="bullet"/>
+      <w:lvlText w:val=""/>
+      <w:lvlJc w:val="left"/>
+      <w:pPr>
+        <w:tabs>
+          <w:tab w:val="num" w:pos="5760"/>
+        </w:tabs>
+        <w:ind w:left="5760" w:hanging="360"/>
+      </w:pPr>
+      <w:rPr>
+        <w:rFonts w:ascii="Wingdings" w:hAnsi="Wingdings" w:hint="default"/>
+        <w:sz w:val="20"/>
+      </w:rPr>
+    </w:lvl>
+    <w:lvl w:ilvl="8" w:tentative="1">
+      <w:start w:val="1"/>
+      <w:numFmt w:val="bullet"/>
+      <w:lvlText w:val=""/>
+      <w:lvlJc w:val="left"/>
+      <w:pPr>
+        <w:tabs>
+          <w:tab w:val="num" w:pos="6480"/>
+        </w:tabs>
+        <w:ind w:left="6480" w:hanging="360"/>
+      </w:pPr>
+      <w:rPr>
+        <w:rFonts w:ascii="Wingdings" w:hAnsi="Wingdings" w:hint="default"/>
+        <w:sz w:val="20"/>
+      </w:rPr>
+    </w:lvl>
+  </w:abstractNum>
+  <w:abstractNum w:abstractNumId="3" w15:restartNumberingAfterBreak="0">
+    <w:nsid w:val="20312772"/>
+    <w:multiLevelType w:val="multilevel"/>
+    <w:tmpl w:val="FBEC21D8"/>
+    <w:lvl w:ilvl="0">
+      <w:start w:val="1"/>
+      <w:numFmt w:val="bullet"/>
+      <w:lvlText w:val=""/>
+      <w:lvlJc w:val="left"/>
+      <w:pPr>
+        <w:tabs>
+          <w:tab w:val="num" w:pos="720"/>
+        </w:tabs>
+        <w:ind w:left="720" w:hanging="360"/>
+      </w:pPr>
+      <w:rPr>
+        <w:rFonts w:ascii="Symbol" w:hAnsi="Symbol" w:hint="default"/>
+        <w:sz w:val="20"/>
+      </w:rPr>
+    </w:lvl>
+    <w:lvl w:ilvl="1" w:tentative="1">
+      <w:start w:val="1"/>
+      <w:numFmt w:val="bullet"/>
+      <w:lvlText w:val="o"/>
+      <w:lvlJc w:val="left"/>
+      <w:pPr>
+        <w:tabs>
+          <w:tab w:val="num" w:pos="1440"/>
+        </w:tabs>
+        <w:ind w:left="1440" w:hanging="360"/>
+      </w:pPr>
+      <w:rPr>
+        <w:rFonts w:ascii="Courier New" w:hAnsi="Courier New" w:hint="default"/>
+        <w:sz w:val="20"/>
+      </w:rPr>
+    </w:lvl>
+    <w:lvl w:ilvl="2" w:tentative="1">
+      <w:start w:val="1"/>
+      <w:numFmt w:val="bullet"/>
+      <w:lvlText w:val=""/>
+      <w:lvlJc w:val="left"/>
+      <w:pPr>
+        <w:tabs>
+          <w:tab w:val="num" w:pos="2160"/>
+        </w:tabs>
+        <w:ind w:left="2160" w:hanging="360"/>
+      </w:pPr>
+      <w:rPr>
+        <w:rFonts w:ascii="Wingdings" w:hAnsi="Wingdings" w:hint="default"/>
+        <w:sz w:val="20"/>
+      </w:rPr>
+    </w:lvl>
+    <w:lvl w:ilvl="3" w:tentative="1">
+      <w:start w:val="1"/>
+      <w:numFmt w:val="bullet"/>
+      <w:lvlText w:val=""/>
+      <w:lvlJc w:val="left"/>
+      <w:pPr>
+        <w:tabs>
+          <w:tab w:val="num" w:pos="2880"/>
+        </w:tabs>
+        <w:ind w:left="2880" w:hanging="360"/>
+      </w:pPr>
+      <w:rPr>
+        <w:rFonts w:ascii="Wingdings" w:hAnsi="Wingdings" w:hint="default"/>
+        <w:sz w:val="20"/>
+      </w:rPr>
+    </w:lvl>
+    <w:lvl w:ilvl="4" w:tentative="1">
+      <w:start w:val="1"/>
+      <w:numFmt w:val="bullet"/>
+      <w:lvlText w:val=""/>
+      <w:lvlJc w:val="left"/>
+      <w:pPr>
+        <w:tabs>
+          <w:tab w:val="num" w:pos="3600"/>
+        </w:tabs>
+        <w:ind w:left="3600" w:hanging="360"/>
+      </w:pPr>
+      <w:rPr>
+        <w:rFonts w:ascii="Wingdings" w:hAnsi="Wingdings" w:hint="default"/>
+        <w:sz w:val="20"/>
+      </w:rPr>
+    </w:lvl>
+    <w:lvl w:ilvl="5" w:tentative="1">
+      <w:start w:val="1"/>
+      <w:numFmt w:val="bullet"/>
+      <w:lvlText w:val=""/>
+      <w:lvlJc w:val="left"/>
+      <w:pPr>
+        <w:tabs>
+          <w:tab w:val="num" w:pos="4320"/>
+        </w:tabs>
+        <w:ind w:left="4320" w:hanging="360"/>
+      </w:pPr>
+      <w:rPr>
+        <w:rFonts w:ascii="Wingdings" w:hAnsi="Wingdings" w:hint="default"/>
+        <w:sz w:val="20"/>
+      </w:rPr>
+    </w:lvl>
+    <w:lvl w:ilvl="6" w:tentative="1">
+      <w:start w:val="1"/>
+      <w:numFmt w:val="bullet"/>
+      <w:lvlText w:val=""/>
+      <w:lvlJc w:val="left"/>
+      <w:pPr>
+        <w:tabs>
+          <w:tab w:val="num" w:pos="5040"/>
+        </w:tabs>
+        <w:ind w:left="5040" w:hanging="360"/>
+      </w:pPr>
+      <w:rPr>
+        <w:rFonts w:ascii="Wingdings" w:hAnsi="Wingdings" w:hint="default"/>
+        <w:sz w:val="20"/>
+      </w:rPr>
+    </w:lvl>
+    <w:lvl w:ilvl="7" w:tentative="1">
+      <w:start w:val="1"/>
+      <w:numFmt w:val="bullet"/>
+      <w:lvlText w:val=""/>
+      <w:lvlJc w:val="left"/>
+      <w:pPr>
+        <w:tabs>
+          <w:tab w:val="num" w:pos="5760"/>
+        </w:tabs>
+        <w:ind w:left="5760" w:hanging="360"/>
+      </w:pPr>
+      <w:rPr>
+        <w:rFonts w:ascii="Wingdings" w:hAnsi="Wingdings" w:hint="default"/>
+        <w:sz w:val="20"/>
+      </w:rPr>
+    </w:lvl>
+    <w:lvl w:ilvl="8" w:tentative="1">
+      <w:start w:val="1"/>
+      <w:numFmt w:val="bullet"/>
+      <w:lvlText w:val=""/>
+      <w:lvlJc w:val="left"/>
+      <w:pPr>
+        <w:tabs>
+          <w:tab w:val="num" w:pos="6480"/>
+        </w:tabs>
+        <w:ind w:left="6480" w:hanging="360"/>
+      </w:pPr>
+      <w:rPr>
+        <w:rFonts w:ascii="Wingdings" w:hAnsi="Wingdings" w:hint="default"/>
+        <w:sz w:val="20"/>
+      </w:rPr>
+    </w:lvl>
+  </w:abstractNum>
+  <w:abstractNum w:abstractNumId="4" w15:restartNumberingAfterBreak="0">
+    <w:nsid w:val="468A5956"/>
+    <w:multiLevelType w:val="multilevel"/>
+    <w:tmpl w:val="E7B82270"/>
+    <w:lvl w:ilvl="0">
+      <w:start w:val="1"/>
+      <w:numFmt w:val="bullet"/>
+      <w:lvlText w:val=""/>
+      <w:lvlJc w:val="left"/>
+      <w:pPr>
+        <w:tabs>
+          <w:tab w:val="num" w:pos="720"/>
+        </w:tabs>
+        <w:ind w:left="720" w:hanging="360"/>
+      </w:pPr>
+      <w:rPr>
+        <w:rFonts w:ascii="Symbol" w:hAnsi="Symbol" w:hint="default"/>
+        <w:sz w:val="20"/>
+      </w:rPr>
+    </w:lvl>
+    <w:lvl w:ilvl="1" w:tentative="1">
+      <w:start w:val="1"/>
+      <w:numFmt w:val="bullet"/>
+      <w:lvlText w:val="o"/>
+      <w:lvlJc w:val="left"/>
+      <w:pPr>
+        <w:tabs>
+          <w:tab w:val="num" w:pos="1440"/>
+        </w:tabs>
+        <w:ind w:left="1440" w:hanging="360"/>
+      </w:pPr>
+      <w:rPr>
+        <w:rFonts w:ascii="Courier New" w:hAnsi="Courier New" w:hint="default"/>
+        <w:sz w:val="20"/>
+      </w:rPr>
+    </w:lvl>
+    <w:lvl w:ilvl="2" w:tentative="1">
+      <w:start w:val="1"/>
+      <w:numFmt w:val="bullet"/>
+      <w:lvlText w:val=""/>
+      <w:lvlJc w:val="left"/>
+      <w:pPr>
+        <w:tabs>
+          <w:tab w:val="num" w:pos="2160"/>
+        </w:tabs>
+        <w:ind w:left="2160" w:hanging="360"/>
+      </w:pPr>
+      <w:rPr>
+        <w:rFonts w:ascii="Wingdings" w:hAnsi="Wingdings" w:hint="default"/>
+        <w:sz w:val="20"/>
+      </w:rPr>
+    </w:lvl>
+    <w:lvl w:ilvl="3" w:tentative="1">
+      <w:start w:val="1"/>
+      <w:numFmt w:val="bullet"/>
+      <w:lvlText w:val=""/>
+      <w:lvlJc w:val="left"/>
+      <w:pPr>
+        <w:tabs>
+          <w:tab w:val="num" w:pos="2880"/>
+        </w:tabs>
+        <w:ind w:left="2880" w:hanging="360"/>
+      </w:pPr>
+      <w:rPr>
+        <w:rFonts w:ascii="Wingdings" w:hAnsi="Wingdings" w:hint="default"/>
+        <w:sz w:val="20"/>
+      </w:rPr>
+    </w:lvl>
+    <w:lvl w:ilvl="4" w:tentative="1">
+      <w:start w:val="1"/>
+      <w:numFmt w:val="bullet"/>
+      <w:lvlText w:val=""/>
+      <w:lvlJc w:val="left"/>
+      <w:pPr>
+        <w:tabs>
+          <w:tab w:val="num" w:pos="3600"/>
+        </w:tabs>
+        <w:ind w:left="3600" w:hanging="360"/>
+      </w:pPr>
+      <w:rPr>
+        <w:rFonts w:ascii="Wingdings" w:hAnsi="Wingdings" w:hint="default"/>
+        <w:sz w:val="20"/>
+      </w:rPr>
+    </w:lvl>
+    <w:lvl w:ilvl="5" w:tentative="1">
+      <w:start w:val="1"/>
+      <w:numFmt w:val="bullet"/>
+      <w:lvlText w:val=""/>
+      <w:lvlJc w:val="left"/>
+      <w:pPr>
+        <w:tabs>
+          <w:tab w:val="num" w:pos="4320"/>
+        </w:tabs>
+        <w:ind w:left="4320" w:hanging="360"/>
+      </w:pPr>
+      <w:rPr>
+        <w:rFonts w:ascii="Wingdings" w:hAnsi="Wingdings" w:hint="default"/>
+        <w:sz w:val="20"/>
+      </w:rPr>
+    </w:lvl>
+    <w:lvl w:ilvl="6" w:tentative="1">
+      <w:start w:val="1"/>
+      <w:numFmt w:val="bullet"/>
+      <w:lvlText w:val=""/>
+      <w:lvlJc w:val="left"/>
+      <w:pPr>
+        <w:tabs>
+          <w:tab w:val="num" w:pos="5040"/>
+        </w:tabs>
+        <w:ind w:left="5040" w:hanging="360"/>
+      </w:pPr>
+      <w:rPr>
+        <w:rFonts w:ascii="Wingdings" w:hAnsi="Wingdings" w:hint="default"/>
+        <w:sz w:val="20"/>
+      </w:rPr>
+    </w:lvl>
+    <w:lvl w:ilvl="7" w:tentative="1">
+      <w:start w:val="1"/>
+      <w:numFmt w:val="bullet"/>
+      <w:lvlText w:val=""/>
+      <w:lvlJc w:val="left"/>
+      <w:pPr>
+        <w:tabs>
+          <w:tab w:val="num" w:pos="5760"/>
+        </w:tabs>
+        <w:ind w:left="5760" w:hanging="360"/>
+      </w:pPr>
+      <w:rPr>
+        <w:rFonts w:ascii="Wingdings" w:hAnsi="Wingdings" w:hint="default"/>
+        <w:sz w:val="20"/>
+      </w:rPr>
+    </w:lvl>
+    <w:lvl w:ilvl="8" w:tentative="1">
+      <w:start w:val="1"/>
+      <w:numFmt w:val="bullet"/>
+      <w:lvlText w:val=""/>
+      <w:lvlJc w:val="left"/>
+      <w:pPr>
+        <w:tabs>
+          <w:tab w:val="num" w:pos="6480"/>
+        </w:tabs>
+        <w:ind w:left="6480" w:hanging="360"/>
+      </w:pPr>
+      <w:rPr>
+        <w:rFonts w:ascii="Wingdings" w:hAnsi="Wingdings" w:hint="default"/>
+        <w:sz w:val="20"/>
+      </w:rPr>
+    </w:lvl>
+  </w:abstractNum>
+  <w:abstractNum w:abstractNumId="5" w15:restartNumberingAfterBreak="0">
     <w:nsid w:val="473A4DD4"/>
     <w:multiLevelType w:val="multilevel"/>
     <w:tmpl w:val="F5600FCA"/>
@@ -2738,7 +4528,7 @@
       </w:rPr>
     </w:lvl>
   </w:abstractNum>
-  <w:abstractNum w:abstractNumId="3" w15:restartNumberingAfterBreak="0">
+  <w:abstractNum w:abstractNumId="6" w15:restartNumberingAfterBreak="0">
     <w:nsid w:val="67AE3EE0"/>
     <w:multiLevelType w:val="multilevel"/>
     <w:tmpl w:val="951A8C98"/>
@@ -2851,7 +4641,7 @@
       </w:pPr>
     </w:lvl>
   </w:abstractNum>
-  <w:abstractNum w:abstractNumId="4" w15:restartNumberingAfterBreak="0">
+  <w:abstractNum w:abstractNumId="7" w15:restartNumberingAfterBreak="0">
     <w:nsid w:val="75F46F09"/>
     <w:multiLevelType w:val="multilevel"/>
     <w:tmpl w:val="087498AA"/>
@@ -3004,16 +4794,25 @@
     <w:abstractNumId w:val="0"/>
   </w:num>
   <w:num w:numId="2" w16cid:durableId="461773415">
-    <w:abstractNumId w:val="2"/>
+    <w:abstractNumId w:val="5"/>
   </w:num>
   <w:num w:numId="3" w16cid:durableId="2079207532">
     <w:abstractNumId w:val="1"/>
   </w:num>
   <w:num w:numId="4" w16cid:durableId="521821493">
+    <w:abstractNumId w:val="6"/>
+  </w:num>
+  <w:num w:numId="5" w16cid:durableId="823743288">
+    <w:abstractNumId w:val="7"/>
+  </w:num>
+  <w:num w:numId="6" w16cid:durableId="1839464752">
     <w:abstractNumId w:val="3"/>
   </w:num>
-  <w:num w:numId="5" w16cid:durableId="823743288">
+  <w:num w:numId="7" w16cid:durableId="1471485332">
     <w:abstractNumId w:val="4"/>
+  </w:num>
+  <w:num w:numId="8" w16cid:durableId="1954946153">
+    <w:abstractNumId w:val="2"/>
   </w:num>
 </w:numbering>
 </file>

--- a/TESIS/📘 Documento de Estudio.docx
+++ b/TESIS/📘 Documento de Estudio.docx
@@ -176,8 +176,13 @@
       </w:r>
     </w:p>
     <w:p>
-      <w:r>
-        <w:t xml:space="preserve">Bonkhead es un </w:t>
+      <w:proofErr w:type="spellStart"/>
+      <w:r>
+        <w:t>Bonkhead</w:t>
+      </w:r>
+      <w:proofErr w:type="spellEnd"/>
+      <w:r>
+        <w:t xml:space="preserve"> es un </w:t>
       </w:r>
       <w:proofErr w:type="spellStart"/>
       <w:r>
@@ -197,11 +202,9 @@
       <w:r>
         <w:t xml:space="preserve">El diseño está estructurado en tres momentos: adquisición, dominio y síntesis. Primero el jugador comprende la mecánica en un entorno controlado, luego la </w:t>
       </w:r>
-      <w:proofErr w:type="spellStart"/>
-      <w:r>
-        <w:t>practica</w:t>
-      </w:r>
-      <w:proofErr w:type="spellEnd"/>
+      <w:r>
+        <w:t>práctica</w:t>
+      </w:r>
       <w:r>
         <w:t xml:space="preserve"> y finalmente la integra en situaciones exigentes combinándola con habilidades previas.</w:t>
       </w:r>
@@ -242,8 +245,13 @@
       </w:r>
     </w:p>
     <w:p>
-      <w:r>
-        <w:t xml:space="preserve">Bonkhead es un </w:t>
+      <w:proofErr w:type="spellStart"/>
+      <w:r>
+        <w:t>Bonkhead</w:t>
+      </w:r>
+      <w:proofErr w:type="spellEnd"/>
+      <w:r>
+        <w:t xml:space="preserve"> es un </w:t>
       </w:r>
       <w:proofErr w:type="spellStart"/>
       <w:r>
@@ -2368,7 +2376,7 @@
     <w:p>
       <w:r>
         <w:pict w14:anchorId="0E07E085">
-          <v:rect id="_x0000_i1164" style="width:0;height:1.5pt" o:hralign="center" o:hrstd="t" o:hr="t" fillcolor="#a0a0a0" stroked="f"/>
+          <v:rect id="_x0000_i1044" style="width:0;height:1.5pt" o:hralign="center" o:hrstd="t" o:hr="t" fillcolor="#a0a0a0" stroked="f"/>
         </w:pict>
       </w:r>
     </w:p>
@@ -2462,7 +2470,7 @@
     <w:p>
       <w:r>
         <w:pict w14:anchorId="5F3D0E9A">
-          <v:rect id="_x0000_i1165" style="width:0;height:1.5pt" o:hralign="center" o:hrstd="t" o:hr="t" fillcolor="#a0a0a0" stroked="f"/>
+          <v:rect id="_x0000_i1045" style="width:0;height:1.5pt" o:hralign="center" o:hrstd="t" o:hr="t" fillcolor="#a0a0a0" stroked="f"/>
         </w:pict>
       </w:r>
     </w:p>
@@ -2489,7 +2497,7 @@
     <w:p>
       <w:r>
         <w:pict w14:anchorId="4466244E">
-          <v:rect id="_x0000_i1166" style="width:0;height:1.5pt" o:hralign="center" o:hrstd="t" o:hr="t" fillcolor="#a0a0a0" stroked="f"/>
+          <v:rect id="_x0000_i1046" style="width:0;height:1.5pt" o:hralign="center" o:hrstd="t" o:hr="t" fillcolor="#a0a0a0" stroked="f"/>
         </w:pict>
       </w:r>
     </w:p>
@@ -2555,7 +2563,7 @@
     <w:p>
       <w:r>
         <w:pict w14:anchorId="1D8B8F91">
-          <v:rect id="_x0000_i1167" style="width:0;height:1.5pt" o:hralign="center" o:hrstd="t" o:hr="t" fillcolor="#a0a0a0" stroked="f"/>
+          <v:rect id="_x0000_i1047" style="width:0;height:1.5pt" o:hralign="center" o:hrstd="t" o:hr="t" fillcolor="#a0a0a0" stroked="f"/>
         </w:pict>
       </w:r>
     </w:p>
@@ -2596,7 +2604,7 @@
       <w:r>
         <w:lastRenderedPageBreak/>
         <w:pict w14:anchorId="0E0F6F3E">
-          <v:rect id="_x0000_i1168" style="width:0;height:1.5pt" o:hralign="center" o:hrstd="t" o:hr="t" fillcolor="#a0a0a0" stroked="f"/>
+          <v:rect id="_x0000_i1048" style="width:0;height:1.5pt" o:hralign="center" o:hrstd="t" o:hr="t" fillcolor="#a0a0a0" stroked="f"/>
         </w:pict>
       </w:r>
     </w:p>
@@ -2653,7 +2661,7 @@
     <w:p>
       <w:r>
         <w:pict w14:anchorId="012B4E88">
-          <v:rect id="_x0000_i1169" style="width:0;height:1.5pt" o:hralign="center" o:hrstd="t" o:hr="t" fillcolor="#a0a0a0" stroked="f"/>
+          <v:rect id="_x0000_i1049" style="width:0;height:1.5pt" o:hralign="center" o:hrstd="t" o:hr="t" fillcolor="#a0a0a0" stroked="f"/>
         </w:pict>
       </w:r>
     </w:p>
@@ -2714,7 +2722,7 @@
     <w:p>
       <w:r>
         <w:pict w14:anchorId="757062F0">
-          <v:rect id="_x0000_i1170" style="width:0;height:1.5pt" o:hralign="center" o:hrstd="t" o:hr="t" fillcolor="#a0a0a0" stroked="f"/>
+          <v:rect id="_x0000_i1050" style="width:0;height:1.5pt" o:hralign="center" o:hrstd="t" o:hr="t" fillcolor="#a0a0a0" stroked="f"/>
         </w:pict>
       </w:r>
     </w:p>
@@ -2741,7 +2749,7 @@
     <w:p>
       <w:r>
         <w:pict w14:anchorId="73907F7B">
-          <v:rect id="_x0000_i1171" style="width:0;height:1.5pt" o:hralign="center" o:hrstd="t" o:hr="t" fillcolor="#a0a0a0" stroked="f"/>
+          <v:rect id="_x0000_i1051" style="width:0;height:1.5pt" o:hralign="center" o:hrstd="t" o:hr="t" fillcolor="#a0a0a0" stroked="f"/>
         </w:pict>
       </w:r>
     </w:p>
@@ -2799,7 +2807,7 @@
     <w:p>
       <w:r>
         <w:pict w14:anchorId="09778574">
-          <v:rect id="_x0000_i1172" style="width:0;height:1.5pt" o:hralign="center" o:hrstd="t" o:hr="t" fillcolor="#a0a0a0" stroked="f"/>
+          <v:rect id="_x0000_i1052" style="width:0;height:1.5pt" o:hralign="center" o:hrstd="t" o:hr="t" fillcolor="#a0a0a0" stroked="f"/>
         </w:pict>
       </w:r>
     </w:p>
@@ -2839,7 +2847,7 @@
     <w:p>
       <w:r>
         <w:pict w14:anchorId="494758AE">
-          <v:rect id="_x0000_i1173" style="width:0;height:1.5pt" o:hralign="center" o:hrstd="t" o:hr="t" fillcolor="#a0a0a0" stroked="f"/>
+          <v:rect id="_x0000_i1053" style="width:0;height:1.5pt" o:hralign="center" o:hrstd="t" o:hr="t" fillcolor="#a0a0a0" stroked="f"/>
         </w:pict>
       </w:r>
     </w:p>
@@ -2930,7 +2938,7 @@
       <w:r>
         <w:lastRenderedPageBreak/>
         <w:pict w14:anchorId="5121E520">
-          <v:rect id="_x0000_i1174" style="width:0;height:1.5pt" o:hralign="center" o:hrstd="t" o:hr="t" fillcolor="#a0a0a0" stroked="f"/>
+          <v:rect id="_x0000_i1054" style="width:0;height:1.5pt" o:hralign="center" o:hrstd="t" o:hr="t" fillcolor="#a0a0a0" stroked="f"/>
         </w:pict>
       </w:r>
     </w:p>
@@ -2986,7 +2994,7 @@
     <w:p>
       <w:r>
         <w:pict w14:anchorId="1C5FD545">
-          <v:rect id="_x0000_i1175" style="width:0;height:1.5pt" o:hralign="center" o:hrstd="t" o:hr="t" fillcolor="#a0a0a0" stroked="f"/>
+          <v:rect id="_x0000_i1055" style="width:0;height:1.5pt" o:hralign="center" o:hrstd="t" o:hr="t" fillcolor="#a0a0a0" stroked="f"/>
         </w:pict>
       </w:r>
     </w:p>
@@ -3013,7 +3021,7 @@
     <w:p>
       <w:r>
         <w:pict w14:anchorId="238566F9">
-          <v:rect id="_x0000_i1176" style="width:0;height:1.5pt" o:hralign="center" o:hrstd="t" o:hr="t" fillcolor="#a0a0a0" stroked="f"/>
+          <v:rect id="_x0000_i1056" style="width:0;height:1.5pt" o:hralign="center" o:hrstd="t" o:hr="t" fillcolor="#a0a0a0" stroked="f"/>
         </w:pict>
       </w:r>
     </w:p>
@@ -3071,7 +3079,7 @@
     <w:p>
       <w:r>
         <w:pict w14:anchorId="4FCC2D0E">
-          <v:rect id="_x0000_i1177" style="width:0;height:1.5pt" o:hralign="center" o:hrstd="t" o:hr="t" fillcolor="#a0a0a0" stroked="f"/>
+          <v:rect id="_x0000_i1057" style="width:0;height:1.5pt" o:hralign="center" o:hrstd="t" o:hr="t" fillcolor="#a0a0a0" stroked="f"/>
         </w:pict>
       </w:r>
     </w:p>
@@ -3111,7 +3119,7 @@
     <w:p>
       <w:r>
         <w:pict w14:anchorId="66E960AE">
-          <v:rect id="_x0000_i1178" style="width:0;height:1.5pt" o:hralign="center" o:hrstd="t" o:hr="t" fillcolor="#a0a0a0" stroked="f"/>
+          <v:rect id="_x0000_i1058" style="width:0;height:1.5pt" o:hralign="center" o:hrstd="t" o:hr="t" fillcolor="#a0a0a0" stroked="f"/>
         </w:pict>
       </w:r>
     </w:p>
@@ -3199,7 +3207,7 @@
     <w:p>
       <w:r>
         <w:pict w14:anchorId="222ED0F3">
-          <v:rect id="_x0000_i1179" style="width:0;height:1.5pt" o:hralign="center" o:hrstd="t" o:hr="t" fillcolor="#a0a0a0" stroked="f"/>
+          <v:rect id="_x0000_i1059" style="width:0;height:1.5pt" o:hralign="center" o:hrstd="t" o:hr="t" fillcolor="#a0a0a0" stroked="f"/>
         </w:pict>
       </w:r>
     </w:p>
@@ -3234,7 +3242,7 @@
     <w:p>
       <w:r>
         <w:pict w14:anchorId="7912B6AB">
-          <v:rect id="_x0000_i1180" style="width:0;height:1.5pt" o:hralign="center" o:hrstd="t" o:hr="t" fillcolor="#a0a0a0" stroked="f"/>
+          <v:rect id="_x0000_i1060" style="width:0;height:1.5pt" o:hralign="center" o:hrstd="t" o:hr="t" fillcolor="#a0a0a0" stroked="f"/>
         </w:pict>
       </w:r>
     </w:p>
@@ -3288,7 +3296,7 @@
     <w:p>
       <w:r>
         <w:pict w14:anchorId="5DF6A765">
-          <v:rect id="_x0000_i1181" style="width:0;height:1.5pt" o:hralign="center" o:hrstd="t" o:hr="t" fillcolor="#a0a0a0" stroked="f"/>
+          <v:rect id="_x0000_i1061" style="width:0;height:1.5pt" o:hralign="center" o:hrstd="t" o:hr="t" fillcolor="#a0a0a0" stroked="f"/>
         </w:pict>
       </w:r>
     </w:p>
@@ -3328,7 +3336,7 @@
     <w:p>
       <w:r>
         <w:pict w14:anchorId="5A80AF79">
-          <v:rect id="_x0000_i1182" style="width:0;height:1.5pt" o:hralign="center" o:hrstd="t" o:hr="t" fillcolor="#a0a0a0" stroked="f"/>
+          <v:rect id="_x0000_i1062" style="width:0;height:1.5pt" o:hralign="center" o:hrstd="t" o:hr="t" fillcolor="#a0a0a0" stroked="f"/>
         </w:pict>
       </w:r>
     </w:p>
@@ -3514,7 +3522,7 @@
     <w:p>
       <w:r>
         <w:pict w14:anchorId="15D8905F">
-          <v:rect id="_x0000_i1183" style="width:0;height:1.5pt" o:hralign="center" o:hrstd="t" o:hr="t" fillcolor="#a0a0a0" stroked="f"/>
+          <v:rect id="_x0000_i1063" style="width:0;height:1.5pt" o:hralign="center" o:hrstd="t" o:hr="t" fillcolor="#a0a0a0" stroked="f"/>
         </w:pict>
       </w:r>
     </w:p>
@@ -3655,6 +3663,2419 @@
       </w:r>
       <w:r>
         <w:t>.</w:t>
+      </w:r>
+    </w:p>
+    <w:p/>
+    <w:p/>
+    <w:p>
+      <w:pPr>
+        <w:rPr>
+          <w:b/>
+          <w:bCs/>
+        </w:rPr>
+      </w:pPr>
+      <w:r>
+        <w:rPr>
+          <w:rFonts w:ascii="Segoe UI Emoji" w:hAnsi="Segoe UI Emoji" w:cs="Segoe UI Emoji"/>
+          <w:b/>
+          <w:bCs/>
+        </w:rPr>
+        <w:lastRenderedPageBreak/>
+        <w:t>🧨</w:t>
+      </w:r>
+      <w:r>
+        <w:rPr>
+          <w:b/>
+          <w:bCs/>
+        </w:rPr>
+        <w:t xml:space="preserve"> Punto 4 – Preguntas peligrosas que podrían hacerte</w:t>
+      </w:r>
+    </w:p>
+    <w:p>
+      <w:r>
+        <w:t xml:space="preserve">Estas son preguntas </w:t>
+      </w:r>
+      <w:r>
+        <w:rPr>
+          <w:b/>
+          <w:bCs/>
+        </w:rPr>
+        <w:t>muy típicas en defensas de videojuegos</w:t>
+      </w:r>
+      <w:r>
+        <w:t>.</w:t>
+      </w:r>
+      <w:r>
+        <w:br/>
+        <w:t xml:space="preserve">No buscan destruir tu proyecto, buscan ver si </w:t>
+      </w:r>
+      <w:r>
+        <w:rPr>
+          <w:b/>
+          <w:bCs/>
+        </w:rPr>
+        <w:t>pensaste las decisiones</w:t>
+      </w:r>
+      <w:r>
+        <w:t>.</w:t>
+      </w:r>
+    </w:p>
+    <w:p>
+      <w:r>
+        <w:t xml:space="preserve">La clave es </w:t>
+      </w:r>
+      <w:r>
+        <w:rPr>
+          <w:b/>
+          <w:bCs/>
+        </w:rPr>
+        <w:t>no ponerse a la defensiva</w:t>
+      </w:r>
+      <w:r>
+        <w:t>.</w:t>
+      </w:r>
+    </w:p>
+    <w:p>
+      <w:r>
+        <w:t>Siempre responder con esta estructura mental:</w:t>
+      </w:r>
+    </w:p>
+    <w:p>
+      <w:r>
+        <w:rPr>
+          <w:b/>
+          <w:bCs/>
+        </w:rPr>
+        <w:t>1️</w:t>
+      </w:r>
+      <w:r>
+        <w:rPr>
+          <w:rFonts w:ascii="Segoe UI Symbol" w:hAnsi="Segoe UI Symbol" w:cs="Segoe UI Symbol"/>
+          <w:b/>
+          <w:bCs/>
+        </w:rPr>
+        <w:t>⃣</w:t>
+      </w:r>
+      <w:r>
+        <w:rPr>
+          <w:b/>
+          <w:bCs/>
+        </w:rPr>
+        <w:t xml:space="preserve"> Reconocer la decisión</w:t>
+      </w:r>
+      <w:r>
+        <w:br/>
+      </w:r>
+      <w:r>
+        <w:rPr>
+          <w:b/>
+          <w:bCs/>
+        </w:rPr>
+        <w:t>2️</w:t>
+      </w:r>
+      <w:r>
+        <w:rPr>
+          <w:rFonts w:ascii="Segoe UI Symbol" w:hAnsi="Segoe UI Symbol" w:cs="Segoe UI Symbol"/>
+          <w:b/>
+          <w:bCs/>
+        </w:rPr>
+        <w:t>⃣</w:t>
+      </w:r>
+      <w:r>
+        <w:rPr>
+          <w:b/>
+          <w:bCs/>
+        </w:rPr>
+        <w:t xml:space="preserve"> Explicar el objetivo de diseño</w:t>
+      </w:r>
+      <w:r>
+        <w:br/>
+      </w:r>
+      <w:r>
+        <w:rPr>
+          <w:b/>
+          <w:bCs/>
+        </w:rPr>
+        <w:t>3️</w:t>
+      </w:r>
+      <w:r>
+        <w:rPr>
+          <w:rFonts w:ascii="Segoe UI Symbol" w:hAnsi="Segoe UI Symbol" w:cs="Segoe UI Symbol"/>
+          <w:b/>
+          <w:bCs/>
+        </w:rPr>
+        <w:t>⃣</w:t>
+      </w:r>
+      <w:r>
+        <w:rPr>
+          <w:b/>
+          <w:bCs/>
+        </w:rPr>
+        <w:t xml:space="preserve"> Mostrar que pensaste alternativas</w:t>
+      </w:r>
+    </w:p>
+    <w:p>
+      <w:r>
+        <w:pict w14:anchorId="41D7588E">
+          <v:rect id="_x0000_i1196" style="width:0;height:1.5pt" o:hralign="center" o:hrstd="t" o:hr="t" fillcolor="#a0a0a0" stroked="f"/>
+        </w:pict>
+      </w:r>
+    </w:p>
+    <w:p>
+      <w:pPr>
+        <w:rPr>
+          <w:b/>
+          <w:bCs/>
+        </w:rPr>
+      </w:pPr>
+      <w:r>
+        <w:rPr>
+          <w:rFonts w:ascii="Segoe UI Emoji" w:hAnsi="Segoe UI Emoji" w:cs="Segoe UI Emoji"/>
+          <w:b/>
+          <w:bCs/>
+        </w:rPr>
+        <w:t>🎮</w:t>
+      </w:r>
+      <w:r>
+        <w:rPr>
+          <w:b/>
+          <w:bCs/>
+        </w:rPr>
+        <w:t xml:space="preserve"> Pregunta peligrosa 1</w:t>
+      </w:r>
+    </w:p>
+    <w:p>
+      <w:pPr>
+        <w:rPr>
+          <w:b/>
+          <w:bCs/>
+        </w:rPr>
+      </w:pPr>
+      <w:r>
+        <w:rPr>
+          <w:b/>
+          <w:bCs/>
+        </w:rPr>
+        <w:t>"¿Por qué elegiste este género?"</w:t>
+      </w:r>
+    </w:p>
+    <w:p>
+      <w:r>
+        <w:t>Muchos alumnos responden:</w:t>
+      </w:r>
+    </w:p>
+    <w:p>
+      <w:r>
+        <w:t xml:space="preserve">"Porque me gustan los </w:t>
+      </w:r>
+      <w:proofErr w:type="spellStart"/>
+      <w:r>
+        <w:t>platformers</w:t>
+      </w:r>
+      <w:proofErr w:type="spellEnd"/>
+      <w:r>
+        <w:t>."</w:t>
+      </w:r>
+    </w:p>
+    <w:p>
+      <w:r>
+        <w:t xml:space="preserve">Eso es una respuesta </w:t>
+      </w:r>
+      <w:r>
+        <w:rPr>
+          <w:b/>
+          <w:bCs/>
+        </w:rPr>
+        <w:t>débil</w:t>
+      </w:r>
+      <w:r>
+        <w:t>.</w:t>
+      </w:r>
+    </w:p>
+    <w:p>
+      <w:r>
+        <w:pict w14:anchorId="7D6D26D5">
+          <v:rect id="_x0000_i1197" style="width:0;height:1.5pt" o:hralign="center" o:hrstd="t" o:hr="t" fillcolor="#a0a0a0" stroked="f"/>
+        </w:pict>
+      </w:r>
+    </w:p>
+    <w:p>
+      <w:pPr>
+        <w:rPr>
+          <w:b/>
+          <w:bCs/>
+        </w:rPr>
+      </w:pPr>
+      <w:r>
+        <w:rPr>
+          <w:b/>
+          <w:bCs/>
+        </w:rPr>
+        <w:t xml:space="preserve">Respuesta fuerte que </w:t>
+      </w:r>
+      <w:proofErr w:type="spellStart"/>
+      <w:r>
+        <w:rPr>
+          <w:b/>
+          <w:bCs/>
+        </w:rPr>
+        <w:t>podés</w:t>
+      </w:r>
+      <w:proofErr w:type="spellEnd"/>
+      <w:r>
+        <w:rPr>
+          <w:b/>
+          <w:bCs/>
+        </w:rPr>
+        <w:t xml:space="preserve"> estudiar</w:t>
+      </w:r>
+    </w:p>
+    <w:p>
+      <w:r>
+        <w:t>Elegí el género de plataformas porque permite trabajar muy bien el diseño progresivo de habilidades.</w:t>
+      </w:r>
+    </w:p>
+    <w:p>
+      <w:r>
+        <w:t>En este tipo de juegos el jugador puede aprender nuevas mecánicas y luego aplicarlas inmediatamente dentro del mismo entorno del nivel.</w:t>
+      </w:r>
+    </w:p>
+    <w:p>
+      <w:r>
+        <w:t>Eso permite construir una curva de aprendizaje clara donde primero se introduce una habilidad, luego se practica y finalmente se combina con otras mecánicas bajo presión.</w:t>
+      </w:r>
+    </w:p>
+    <w:p>
+      <w:r>
+        <w:t>Este género es especialmente adecuado para ese tipo de progresión, ya que el espacio del nivel y los desafíos pueden diseñarse directamente alrededor de las habilidades del jugador.</w:t>
+      </w:r>
+    </w:p>
+    <w:p>
+      <w:r>
+        <w:pict w14:anchorId="5F77C51E">
+          <v:rect id="_x0000_i1198" style="width:0;height:1.5pt" o:hralign="center" o:hrstd="t" o:hr="t" fillcolor="#a0a0a0" stroked="f"/>
+        </w:pict>
+      </w:r>
+    </w:p>
+    <w:p>
+      <w:pPr>
+        <w:rPr>
+          <w:b/>
+          <w:bCs/>
+        </w:rPr>
+      </w:pPr>
+      <w:r>
+        <w:rPr>
+          <w:b/>
+          <w:bCs/>
+        </w:rPr>
+        <w:t>Idea central</w:t>
+      </w:r>
+    </w:p>
+    <w:p>
+      <w:r>
+        <w:rPr>
+          <w:rFonts w:ascii="Segoe UI Emoji" w:hAnsi="Segoe UI Emoji" w:cs="Segoe UI Emoji"/>
+        </w:rPr>
+        <w:t>🧠</w:t>
+      </w:r>
+      <w:r>
+        <w:t xml:space="preserve"> </w:t>
+      </w:r>
+      <w:r>
+        <w:rPr>
+          <w:b/>
+          <w:bCs/>
+        </w:rPr>
+        <w:t>El género sirve al diseño progresivo.</w:t>
+      </w:r>
+    </w:p>
+    <w:p>
+      <w:r>
+        <w:pict w14:anchorId="10D206F6">
+          <v:rect id="_x0000_i1199" style="width:0;height:1.5pt" o:hralign="center" o:hrstd="t" o:hr="t" fillcolor="#a0a0a0" stroked="f"/>
+        </w:pict>
+      </w:r>
+    </w:p>
+    <w:p>
+      <w:pPr>
+        <w:rPr>
+          <w:b/>
+          <w:bCs/>
+        </w:rPr>
+      </w:pPr>
+      <w:r>
+        <w:rPr>
+          <w:rFonts w:ascii="Segoe UI Emoji" w:hAnsi="Segoe UI Emoji" w:cs="Segoe UI Emoji"/>
+          <w:b/>
+          <w:bCs/>
+        </w:rPr>
+        <w:t>🎮</w:t>
+      </w:r>
+      <w:r>
+        <w:rPr>
+          <w:b/>
+          <w:bCs/>
+        </w:rPr>
+        <w:t xml:space="preserve"> Pregunta peligrosa 2</w:t>
+      </w:r>
+    </w:p>
+    <w:p>
+      <w:pPr>
+        <w:rPr>
+          <w:b/>
+          <w:bCs/>
+        </w:rPr>
+      </w:pPr>
+      <w:r>
+        <w:rPr>
+          <w:b/>
+          <w:bCs/>
+        </w:rPr>
+        <w:t>"¿Qué hace diferente a tu juego?"</w:t>
+      </w:r>
+    </w:p>
+    <w:p>
+      <w:r>
+        <w:t xml:space="preserve">Esta es </w:t>
+      </w:r>
+      <w:r>
+        <w:rPr>
+          <w:b/>
+          <w:bCs/>
+        </w:rPr>
+        <w:t>la pregunta favorita de docentes</w:t>
+      </w:r>
+      <w:r>
+        <w:t>.</w:t>
+      </w:r>
+    </w:p>
+    <w:p>
+      <w:r>
+        <w:pict w14:anchorId="6461D6E5">
+          <v:rect id="_x0000_i1200" style="width:0;height:1.5pt" o:hralign="center" o:hrstd="t" o:hr="t" fillcolor="#a0a0a0" stroked="f"/>
+        </w:pict>
+      </w:r>
+    </w:p>
+    <w:p>
+      <w:pPr>
+        <w:rPr>
+          <w:b/>
+          <w:bCs/>
+        </w:rPr>
+      </w:pPr>
+      <w:r>
+        <w:rPr>
+          <w:b/>
+          <w:bCs/>
+        </w:rPr>
+        <w:t xml:space="preserve">Respuesta que </w:t>
+      </w:r>
+      <w:proofErr w:type="spellStart"/>
+      <w:r>
+        <w:rPr>
+          <w:b/>
+          <w:bCs/>
+        </w:rPr>
+        <w:t>podés</w:t>
+      </w:r>
+      <w:proofErr w:type="spellEnd"/>
+      <w:r>
+        <w:rPr>
+          <w:b/>
+          <w:bCs/>
+        </w:rPr>
+        <w:t xml:space="preserve"> estudiar</w:t>
+      </w:r>
+    </w:p>
+    <w:p>
+      <w:r>
+        <w:lastRenderedPageBreak/>
+        <w:t>El diferencial principal del juego está en cómo el diseño de niveles se adapta a las habilidades que el jugador va desbloqueando.</w:t>
+      </w:r>
+    </w:p>
+    <w:p>
+      <w:r>
+        <w:t>Cada nivel introduce una mecánica nueva que primero se presenta de forma controlada mediante tutoriales dentro del entorno.</w:t>
+      </w:r>
+    </w:p>
+    <w:p>
+      <w:r>
+        <w:t>Luego esa habilidad se pone a prueba en situaciones cada vez más exigentes donde el jugador debe combinarla con las habilidades que ya domina.</w:t>
+      </w:r>
+    </w:p>
+    <w:p>
+      <w:r>
+        <w:t>Esto genera una progresión donde el jugador no solo avanza en el nivel, sino que también desarrolla dominio sobre el sistema de juego.</w:t>
+      </w:r>
+    </w:p>
+    <w:p>
+      <w:r>
+        <w:t>El objetivo es que el jugador no dependa únicamente de memorizar patrones, sino que realmente aprenda a utilizar las mecánicas para superar los desafíos del entorno.</w:t>
+      </w:r>
+    </w:p>
+    <w:p>
+      <w:r>
+        <w:pict w14:anchorId="187DECA1">
+          <v:rect id="_x0000_i1201" style="width:0;height:1.5pt" o:hralign="center" o:hrstd="t" o:hr="t" fillcolor="#a0a0a0" stroked="f"/>
+        </w:pict>
+      </w:r>
+    </w:p>
+    <w:p>
+      <w:pPr>
+        <w:rPr>
+          <w:b/>
+          <w:bCs/>
+        </w:rPr>
+      </w:pPr>
+      <w:r>
+        <w:rPr>
+          <w:b/>
+          <w:bCs/>
+        </w:rPr>
+        <w:t>Idea central</w:t>
+      </w:r>
+    </w:p>
+    <w:p>
+      <w:r>
+        <w:rPr>
+          <w:rFonts w:ascii="Segoe UI Emoji" w:hAnsi="Segoe UI Emoji" w:cs="Segoe UI Emoji"/>
+        </w:rPr>
+        <w:t>🧠</w:t>
+      </w:r>
+      <w:r>
+        <w:t xml:space="preserve"> </w:t>
+      </w:r>
+      <w:r>
+        <w:rPr>
+          <w:b/>
+          <w:bCs/>
+        </w:rPr>
+        <w:t>Diseño progresivo de habilidades.</w:t>
+      </w:r>
+    </w:p>
+    <w:p>
+      <w:r>
+        <w:pict w14:anchorId="31EBA35F">
+          <v:rect id="_x0000_i1202" style="width:0;height:1.5pt" o:hralign="center" o:hrstd="t" o:hr="t" fillcolor="#a0a0a0" stroked="f"/>
+        </w:pict>
+      </w:r>
+    </w:p>
+    <w:p>
+      <w:pPr>
+        <w:rPr>
+          <w:b/>
+          <w:bCs/>
+        </w:rPr>
+      </w:pPr>
+      <w:r>
+        <w:rPr>
+          <w:rFonts w:ascii="Segoe UI Emoji" w:hAnsi="Segoe UI Emoji" w:cs="Segoe UI Emoji"/>
+          <w:b/>
+          <w:bCs/>
+        </w:rPr>
+        <w:t>🎮</w:t>
+      </w:r>
+      <w:r>
+        <w:rPr>
+          <w:b/>
+          <w:bCs/>
+        </w:rPr>
+        <w:t xml:space="preserve"> Pregunta peligrosa 3</w:t>
+      </w:r>
+    </w:p>
+    <w:p>
+      <w:pPr>
+        <w:rPr>
+          <w:b/>
+          <w:bCs/>
+        </w:rPr>
+      </w:pPr>
+      <w:r>
+        <w:rPr>
+          <w:b/>
+          <w:bCs/>
+        </w:rPr>
+        <w:t>"¿Por qué esta dificultad?"</w:t>
+      </w:r>
+    </w:p>
+    <w:p>
+      <w:r>
+        <w:t>Muy típica.</w:t>
+      </w:r>
+    </w:p>
+    <w:p>
+      <w:r>
+        <w:pict w14:anchorId="37E746E8">
+          <v:rect id="_x0000_i1203" style="width:0;height:1.5pt" o:hralign="center" o:hrstd="t" o:hr="t" fillcolor="#a0a0a0" stroked="f"/>
+        </w:pict>
+      </w:r>
+    </w:p>
+    <w:p>
+      <w:pPr>
+        <w:rPr>
+          <w:b/>
+          <w:bCs/>
+        </w:rPr>
+      </w:pPr>
+      <w:r>
+        <w:rPr>
+          <w:b/>
+          <w:bCs/>
+        </w:rPr>
+        <w:t xml:space="preserve">Respuesta que </w:t>
+      </w:r>
+      <w:proofErr w:type="spellStart"/>
+      <w:r>
+        <w:rPr>
+          <w:b/>
+          <w:bCs/>
+        </w:rPr>
+        <w:t>podés</w:t>
+      </w:r>
+      <w:proofErr w:type="spellEnd"/>
+      <w:r>
+        <w:rPr>
+          <w:b/>
+          <w:bCs/>
+        </w:rPr>
+        <w:t xml:space="preserve"> estudiar</w:t>
+      </w:r>
+    </w:p>
+    <w:p>
+      <w:r>
+        <w:t>El objetivo fue encontrar un equilibrio entre desafío y accesibilidad.</w:t>
+      </w:r>
+    </w:p>
+    <w:p>
+      <w:r>
+        <w:t>El juego presenta desafíos exigentes, pero el diseño progresivo permite que el jugador vaya ganando confianza a medida que aprende nuevas habilidades.</w:t>
+      </w:r>
+    </w:p>
+    <w:p>
+      <w:r>
+        <w:t>Además, el sistema de guardado ayuda a evitar frustración innecesaria, permitiendo que el jugador sienta que su progreso es respetado.</w:t>
+      </w:r>
+    </w:p>
+    <w:p>
+      <w:r>
+        <w:t>La idea no es castigar al jugador, sino ofrecer una experiencia desafiante donde la superación del reto genere satisfacción.</w:t>
+      </w:r>
+    </w:p>
+    <w:p>
+      <w:r>
+        <w:pict w14:anchorId="3E98127D">
+          <v:rect id="_x0000_i1204" style="width:0;height:1.5pt" o:hralign="center" o:hrstd="t" o:hr="t" fillcolor="#a0a0a0" stroked="f"/>
+        </w:pict>
+      </w:r>
+    </w:p>
+    <w:p>
+      <w:pPr>
+        <w:rPr>
+          <w:b/>
+          <w:bCs/>
+        </w:rPr>
+      </w:pPr>
+      <w:r>
+        <w:rPr>
+          <w:b/>
+          <w:bCs/>
+        </w:rPr>
+        <w:t>Idea central</w:t>
+      </w:r>
+    </w:p>
+    <w:p>
+      <w:r>
+        <w:rPr>
+          <w:rFonts w:ascii="Segoe UI Emoji" w:hAnsi="Segoe UI Emoji" w:cs="Segoe UI Emoji"/>
+        </w:rPr>
+        <w:t>🧠</w:t>
+      </w:r>
+      <w:r>
+        <w:t xml:space="preserve"> </w:t>
+      </w:r>
+      <w:r>
+        <w:rPr>
+          <w:b/>
+          <w:bCs/>
+        </w:rPr>
+        <w:t>Difícil pero justo.</w:t>
+      </w:r>
+    </w:p>
+    <w:p>
+      <w:r>
+        <w:pict w14:anchorId="6B0A27F0">
+          <v:rect id="_x0000_i1205" style="width:0;height:1.5pt" o:hralign="center" o:hrstd="t" o:hr="t" fillcolor="#a0a0a0" stroked="f"/>
+        </w:pict>
+      </w:r>
+    </w:p>
+    <w:p>
+      <w:pPr>
+        <w:rPr>
+          <w:b/>
+          <w:bCs/>
+        </w:rPr>
+      </w:pPr>
+      <w:r>
+        <w:rPr>
+          <w:rFonts w:ascii="Segoe UI Emoji" w:hAnsi="Segoe UI Emoji" w:cs="Segoe UI Emoji"/>
+          <w:b/>
+          <w:bCs/>
+        </w:rPr>
+        <w:t>🎮</w:t>
+      </w:r>
+      <w:r>
+        <w:rPr>
+          <w:b/>
+          <w:bCs/>
+        </w:rPr>
+        <w:t xml:space="preserve"> Pregunta peligrosa 4</w:t>
+      </w:r>
+    </w:p>
+    <w:p>
+      <w:pPr>
+        <w:rPr>
+          <w:b/>
+          <w:bCs/>
+        </w:rPr>
+      </w:pPr>
+      <w:r>
+        <w:rPr>
+          <w:b/>
+          <w:bCs/>
+        </w:rPr>
+        <w:t xml:space="preserve">"¿Por qué hiciste un </w:t>
+      </w:r>
+      <w:proofErr w:type="spellStart"/>
+      <w:r>
+        <w:rPr>
+          <w:b/>
+          <w:bCs/>
+        </w:rPr>
+        <w:t>boss</w:t>
+      </w:r>
+      <w:proofErr w:type="spellEnd"/>
+      <w:r>
+        <w:rPr>
+          <w:b/>
+          <w:bCs/>
+        </w:rPr>
+        <w:t>?"</w:t>
+      </w:r>
+    </w:p>
+    <w:p>
+      <w:r>
+        <w:t xml:space="preserve">Muy común en Vertical </w:t>
+      </w:r>
+      <w:proofErr w:type="spellStart"/>
+      <w:r>
+        <w:t>Slices</w:t>
+      </w:r>
+      <w:proofErr w:type="spellEnd"/>
+      <w:r>
+        <w:t>.</w:t>
+      </w:r>
+    </w:p>
+    <w:p>
+      <w:r>
+        <w:lastRenderedPageBreak/>
+        <w:pict w14:anchorId="7FAB1CEB">
+          <v:rect id="_x0000_i1206" style="width:0;height:1.5pt" o:hralign="center" o:hrstd="t" o:hr="t" fillcolor="#a0a0a0" stroked="f"/>
+        </w:pict>
+      </w:r>
+    </w:p>
+    <w:p>
+      <w:pPr>
+        <w:rPr>
+          <w:b/>
+          <w:bCs/>
+        </w:rPr>
+      </w:pPr>
+      <w:r>
+        <w:rPr>
+          <w:b/>
+          <w:bCs/>
+        </w:rPr>
+        <w:t xml:space="preserve">Respuesta que </w:t>
+      </w:r>
+      <w:proofErr w:type="spellStart"/>
+      <w:r>
+        <w:rPr>
+          <w:b/>
+          <w:bCs/>
+        </w:rPr>
+        <w:t>podés</w:t>
+      </w:r>
+      <w:proofErr w:type="spellEnd"/>
+      <w:r>
+        <w:rPr>
+          <w:b/>
+          <w:bCs/>
+        </w:rPr>
+        <w:t xml:space="preserve"> estudiar</w:t>
+      </w:r>
+    </w:p>
+    <w:p>
+      <w:r>
+        <w:t xml:space="preserve">El </w:t>
+      </w:r>
+      <w:proofErr w:type="spellStart"/>
+      <w:r>
+        <w:t>boss</w:t>
+      </w:r>
+      <w:proofErr w:type="spellEnd"/>
+      <w:r>
+        <w:t xml:space="preserve"> funciona como una culminación del aprendizaje del jugador.</w:t>
+      </w:r>
+    </w:p>
+    <w:p>
+      <w:r>
+        <w:t>A lo largo del nivel el jugador va desarrollando habilidades y familiarizándose con las mecánicas del juego.</w:t>
+      </w:r>
+    </w:p>
+    <w:p>
+      <w:r>
+        <w:t>El enfrentamiento final pone a prueba ese aprendizaje en una situación más intensa, donde el jugador debe aplicar lo que aprendió bajo mayor presión.</w:t>
+      </w:r>
+    </w:p>
+    <w:p>
+      <w:r>
+        <w:t xml:space="preserve">De esta forma el </w:t>
+      </w:r>
+      <w:proofErr w:type="spellStart"/>
+      <w:r>
+        <w:t>boss</w:t>
+      </w:r>
+      <w:proofErr w:type="spellEnd"/>
+      <w:r>
+        <w:t xml:space="preserve"> actúa como una prueba final que valida el dominio del jugador sobre las mecánicas del juego.</w:t>
+      </w:r>
+    </w:p>
+    <w:p>
+      <w:r>
+        <w:pict w14:anchorId="62815197">
+          <v:rect id="_x0000_i1207" style="width:0;height:1.5pt" o:hralign="center" o:hrstd="t" o:hr="t" fillcolor="#a0a0a0" stroked="f"/>
+        </w:pict>
+      </w:r>
+    </w:p>
+    <w:p>
+      <w:pPr>
+        <w:rPr>
+          <w:b/>
+          <w:bCs/>
+        </w:rPr>
+      </w:pPr>
+      <w:r>
+        <w:rPr>
+          <w:b/>
+          <w:bCs/>
+        </w:rPr>
+        <w:t>Idea central</w:t>
+      </w:r>
+    </w:p>
+    <w:p>
+      <w:r>
+        <w:rPr>
+          <w:rFonts w:ascii="Segoe UI Emoji" w:hAnsi="Segoe UI Emoji" w:cs="Segoe UI Emoji"/>
+        </w:rPr>
+        <w:t>🧠</w:t>
+      </w:r>
+      <w:r>
+        <w:t xml:space="preserve"> </w:t>
+      </w:r>
+      <w:r>
+        <w:rPr>
+          <w:b/>
+          <w:bCs/>
+        </w:rPr>
+        <w:t xml:space="preserve">El </w:t>
+      </w:r>
+      <w:proofErr w:type="spellStart"/>
+      <w:r>
+        <w:rPr>
+          <w:b/>
+          <w:bCs/>
+        </w:rPr>
+        <w:t>boss</w:t>
+      </w:r>
+      <w:proofErr w:type="spellEnd"/>
+      <w:r>
+        <w:rPr>
+          <w:b/>
+          <w:bCs/>
+        </w:rPr>
+        <w:t xml:space="preserve"> valida el aprendizaje.</w:t>
+      </w:r>
+    </w:p>
+    <w:p>
+      <w:r>
+        <w:pict w14:anchorId="1623EF31">
+          <v:rect id="_x0000_i1208" style="width:0;height:1.5pt" o:hralign="center" o:hrstd="t" o:hr="t" fillcolor="#a0a0a0" stroked="f"/>
+        </w:pict>
+      </w:r>
+    </w:p>
+    <w:p>
+      <w:pPr>
+        <w:rPr>
+          <w:b/>
+          <w:bCs/>
+        </w:rPr>
+      </w:pPr>
+      <w:r>
+        <w:rPr>
+          <w:rFonts w:ascii="Segoe UI Emoji" w:hAnsi="Segoe UI Emoji" w:cs="Segoe UI Emoji"/>
+          <w:b/>
+          <w:bCs/>
+        </w:rPr>
+        <w:t>🎮</w:t>
+      </w:r>
+      <w:r>
+        <w:rPr>
+          <w:b/>
+          <w:bCs/>
+        </w:rPr>
+        <w:t xml:space="preserve"> Pregunta peligrosa 5</w:t>
+      </w:r>
+    </w:p>
+    <w:p>
+      <w:pPr>
+        <w:rPr>
+          <w:b/>
+          <w:bCs/>
+        </w:rPr>
+      </w:pPr>
+      <w:r>
+        <w:rPr>
+          <w:b/>
+          <w:bCs/>
+        </w:rPr>
+        <w:t>"¿Qué agregarías si el juego fuese completo?"</w:t>
+      </w:r>
+    </w:p>
+    <w:p>
+      <w:r>
+        <w:t xml:space="preserve">Esto </w:t>
+      </w:r>
+      <w:r>
+        <w:rPr>
+          <w:b/>
+          <w:bCs/>
+        </w:rPr>
+        <w:t>te lo pueden preguntar seguro</w:t>
+      </w:r>
+      <w:r>
+        <w:t>.</w:t>
+      </w:r>
+    </w:p>
+    <w:p>
+      <w:r>
+        <w:pict w14:anchorId="7B9BDC66">
+          <v:rect id="_x0000_i1209" style="width:0;height:1.5pt" o:hralign="center" o:hrstd="t" o:hr="t" fillcolor="#a0a0a0" stroked="f"/>
+        </w:pict>
+      </w:r>
+    </w:p>
+    <w:p>
+      <w:pPr>
+        <w:rPr>
+          <w:b/>
+          <w:bCs/>
+        </w:rPr>
+      </w:pPr>
+      <w:r>
+        <w:rPr>
+          <w:b/>
+          <w:bCs/>
+        </w:rPr>
+        <w:t xml:space="preserve">Respuesta que </w:t>
+      </w:r>
+      <w:proofErr w:type="spellStart"/>
+      <w:r>
+        <w:rPr>
+          <w:b/>
+          <w:bCs/>
+        </w:rPr>
+        <w:t>podés</w:t>
+      </w:r>
+      <w:proofErr w:type="spellEnd"/>
+      <w:r>
+        <w:rPr>
+          <w:b/>
+          <w:bCs/>
+        </w:rPr>
+        <w:t xml:space="preserve"> estudiar</w:t>
+      </w:r>
+    </w:p>
+    <w:p>
+      <w:r>
+        <w:t>Si el proyecto continuara hacia una versión completa, el objetivo sería expandir principalmente tres aspectos del juego.</w:t>
+      </w:r>
+    </w:p>
+    <w:p>
+      <w:r>
+        <w:t>Primero, una mayor variedad de entornos que introduzcan nuevos desafíos para el jugador.</w:t>
+      </w:r>
+    </w:p>
+    <w:p>
+      <w:r>
+        <w:t>Segundo, nuevas habilidades que amplíen las posibilidades de interacción con el nivel.</w:t>
+      </w:r>
+    </w:p>
+    <w:p>
+      <w:r>
+        <w:t>Y tercero, una mayor diversidad de enemigos que obliguen al jugador a utilizar las mecánicas aprendidas de formas diferentes.</w:t>
+      </w:r>
+    </w:p>
+    <w:p>
+      <w:r>
+        <w:t>La idea sería mantener la filosofía de diseño progresivo mientras se amplía la variedad de situaciones de juego.</w:t>
+      </w:r>
+    </w:p>
+    <w:p>
+      <w:r>
+        <w:pict w14:anchorId="25633EB3">
+          <v:rect id="_x0000_i1210" style="width:0;height:1.5pt" o:hralign="center" o:hrstd="t" o:hr="t" fillcolor="#a0a0a0" stroked="f"/>
+        </w:pict>
+      </w:r>
+    </w:p>
+    <w:p>
+      <w:pPr>
+        <w:rPr>
+          <w:b/>
+          <w:bCs/>
+        </w:rPr>
+      </w:pPr>
+      <w:r>
+        <w:rPr>
+          <w:b/>
+          <w:bCs/>
+        </w:rPr>
+        <w:t>Idea central</w:t>
+      </w:r>
+    </w:p>
+    <w:p>
+      <w:r>
+        <w:rPr>
+          <w:rFonts w:ascii="Segoe UI Emoji" w:hAnsi="Segoe UI Emoji" w:cs="Segoe UI Emoji"/>
+        </w:rPr>
+        <w:t>🧠</w:t>
+      </w:r>
+      <w:r>
+        <w:t xml:space="preserve"> </w:t>
+      </w:r>
+      <w:r>
+        <w:rPr>
+          <w:b/>
+          <w:bCs/>
+        </w:rPr>
+        <w:t>Más variedad sin romper el diseño progresivo.</w:t>
+      </w:r>
+    </w:p>
+    <w:p>
+      <w:r>
+        <w:pict w14:anchorId="6B69266D">
+          <v:rect id="_x0000_i1211" style="width:0;height:1.5pt" o:hralign="center" o:hrstd="t" o:hr="t" fillcolor="#a0a0a0" stroked="f"/>
+        </w:pict>
+      </w:r>
+    </w:p>
+    <w:p>
+      <w:pPr>
+        <w:rPr>
+          <w:b/>
+          <w:bCs/>
+        </w:rPr>
+      </w:pPr>
+      <w:r>
+        <w:rPr>
+          <w:rFonts w:ascii="Segoe UI Emoji" w:hAnsi="Segoe UI Emoji" w:cs="Segoe UI Emoji"/>
+          <w:b/>
+          <w:bCs/>
+        </w:rPr>
+        <w:t>🎮</w:t>
+      </w:r>
+      <w:r>
+        <w:rPr>
+          <w:b/>
+          <w:bCs/>
+        </w:rPr>
+        <w:t xml:space="preserve"> Pregunta peligrosa 6 (muy de docente)</w:t>
+      </w:r>
+    </w:p>
+    <w:p>
+      <w:pPr>
+        <w:rPr>
+          <w:b/>
+          <w:bCs/>
+        </w:rPr>
+      </w:pPr>
+      <w:r>
+        <w:rPr>
+          <w:b/>
+          <w:bCs/>
+        </w:rPr>
+        <w:t>"¿Qué cambiarías de tu propio juego?"</w:t>
+      </w:r>
+    </w:p>
+    <w:p>
+      <w:r>
+        <w:lastRenderedPageBreak/>
+        <w:t xml:space="preserve">Esta pregunta mide </w:t>
+      </w:r>
+      <w:r>
+        <w:rPr>
+          <w:b/>
+          <w:bCs/>
+        </w:rPr>
+        <w:t>capacidad crítica</w:t>
+      </w:r>
+      <w:r>
+        <w:t>.</w:t>
+      </w:r>
+    </w:p>
+    <w:p>
+      <w:r>
+        <w:pict w14:anchorId="3BF415CA">
+          <v:rect id="_x0000_i1212" style="width:0;height:1.5pt" o:hralign="center" o:hrstd="t" o:hr="t" fillcolor="#a0a0a0" stroked="f"/>
+        </w:pict>
+      </w:r>
+    </w:p>
+    <w:p>
+      <w:pPr>
+        <w:rPr>
+          <w:b/>
+          <w:bCs/>
+        </w:rPr>
+      </w:pPr>
+      <w:r>
+        <w:rPr>
+          <w:b/>
+          <w:bCs/>
+        </w:rPr>
+        <w:t xml:space="preserve">Respuesta que </w:t>
+      </w:r>
+      <w:proofErr w:type="spellStart"/>
+      <w:r>
+        <w:rPr>
+          <w:b/>
+          <w:bCs/>
+        </w:rPr>
+        <w:t>podés</w:t>
+      </w:r>
+      <w:proofErr w:type="spellEnd"/>
+      <w:r>
+        <w:rPr>
+          <w:b/>
+          <w:bCs/>
+        </w:rPr>
+        <w:t xml:space="preserve"> estudiar</w:t>
+      </w:r>
+    </w:p>
+    <w:p>
+      <w:r>
+        <w:t>Como es un Vertical Slice, hay muchos aspectos que podrían mejorarse en una versión futura.</w:t>
+      </w:r>
+    </w:p>
+    <w:p>
+      <w:r>
+        <w:t>Uno de los puntos a mejorar sería ampliar la variedad de situaciones dentro de los niveles para ofrecer más combinaciones de desafíos.</w:t>
+      </w:r>
+    </w:p>
+    <w:p>
+      <w:r>
+        <w:t>También sería interesante profundizar en el diseño de enemigos para que cada tipo obligue al jugador a utilizar las habilidades de formas distintas.</w:t>
+      </w:r>
+    </w:p>
+    <w:p>
+      <w:r>
+        <w:t>La idea sería expandir el contenido manteniendo la coherencia del diseño actual.</w:t>
+      </w:r>
+    </w:p>
+    <w:p>
+      <w:r>
+        <w:pict w14:anchorId="1DF4B955">
+          <v:rect id="_x0000_i1213" style="width:0;height:1.5pt" o:hralign="center" o:hrstd="t" o:hr="t" fillcolor="#a0a0a0" stroked="f"/>
+        </w:pict>
+      </w:r>
+    </w:p>
+    <w:p>
+      <w:pPr>
+        <w:rPr>
+          <w:b/>
+          <w:bCs/>
+        </w:rPr>
+      </w:pPr>
+      <w:r>
+        <w:rPr>
+          <w:b/>
+          <w:bCs/>
+        </w:rPr>
+        <w:t>Idea central</w:t>
+      </w:r>
+    </w:p>
+    <w:p>
+      <w:r>
+        <w:rPr>
+          <w:rFonts w:ascii="Segoe UI Emoji" w:hAnsi="Segoe UI Emoji" w:cs="Segoe UI Emoji"/>
+        </w:rPr>
+        <w:t>🧠</w:t>
+      </w:r>
+      <w:r>
+        <w:t xml:space="preserve"> </w:t>
+      </w:r>
+      <w:r>
+        <w:rPr>
+          <w:b/>
+          <w:bCs/>
+        </w:rPr>
+        <w:t>Reconocer mejoras demuestra madurez.</w:t>
+      </w:r>
+    </w:p>
+    <w:p>
+      <w:r>
+        <w:pict w14:anchorId="5076A847">
+          <v:rect id="_x0000_i1214" style="width:0;height:1.5pt" o:hralign="center" o:hrstd="t" o:hr="t" fillcolor="#a0a0a0" stroked="f"/>
+        </w:pict>
+      </w:r>
+    </w:p>
+    <w:p>
+      <w:pPr>
+        <w:rPr>
+          <w:b/>
+          <w:bCs/>
+        </w:rPr>
+      </w:pPr>
+      <w:r>
+        <w:rPr>
+          <w:rFonts w:ascii="Segoe UI Emoji" w:hAnsi="Segoe UI Emoji" w:cs="Segoe UI Emoji"/>
+          <w:b/>
+          <w:bCs/>
+        </w:rPr>
+        <w:t>🧠</w:t>
+      </w:r>
+      <w:r>
+        <w:rPr>
+          <w:b/>
+          <w:bCs/>
+        </w:rPr>
+        <w:t xml:space="preserve"> Pregunta peligrosa 7 (MUY típica)</w:t>
+      </w:r>
+    </w:p>
+    <w:p>
+      <w:pPr>
+        <w:rPr>
+          <w:b/>
+          <w:bCs/>
+        </w:rPr>
+      </w:pPr>
+      <w:r>
+        <w:rPr>
+          <w:b/>
+          <w:bCs/>
+        </w:rPr>
+        <w:t>"¿Por qué debería invertir en tu proyecto?"</w:t>
+      </w:r>
+    </w:p>
+    <w:p>
+      <w:r>
+        <w:t xml:space="preserve">Esto es más </w:t>
+      </w:r>
+      <w:proofErr w:type="spellStart"/>
+      <w:r>
+        <w:rPr>
+          <w:b/>
+          <w:bCs/>
+        </w:rPr>
+        <w:t>publisher</w:t>
+      </w:r>
+      <w:proofErr w:type="spellEnd"/>
+      <w:r>
+        <w:rPr>
+          <w:b/>
+          <w:bCs/>
+        </w:rPr>
+        <w:t xml:space="preserve"> </w:t>
+      </w:r>
+      <w:proofErr w:type="spellStart"/>
+      <w:r>
+        <w:rPr>
+          <w:b/>
+          <w:bCs/>
+        </w:rPr>
+        <w:t>mindset</w:t>
+      </w:r>
+      <w:proofErr w:type="spellEnd"/>
+      <w:r>
+        <w:t>.</w:t>
+      </w:r>
+    </w:p>
+    <w:p>
+      <w:r>
+        <w:pict w14:anchorId="732280AF">
+          <v:rect id="_x0000_i1215" style="width:0;height:1.5pt" o:hralign="center" o:hrstd="t" o:hr="t" fillcolor="#a0a0a0" stroked="f"/>
+        </w:pict>
+      </w:r>
+    </w:p>
+    <w:p>
+      <w:pPr>
+        <w:rPr>
+          <w:b/>
+          <w:bCs/>
+        </w:rPr>
+      </w:pPr>
+      <w:r>
+        <w:rPr>
+          <w:b/>
+          <w:bCs/>
+        </w:rPr>
+        <w:t xml:space="preserve">Respuesta que </w:t>
+      </w:r>
+      <w:proofErr w:type="spellStart"/>
+      <w:r>
+        <w:rPr>
+          <w:b/>
+          <w:bCs/>
+        </w:rPr>
+        <w:t>podés</w:t>
+      </w:r>
+      <w:proofErr w:type="spellEnd"/>
+      <w:r>
+        <w:rPr>
+          <w:b/>
+          <w:bCs/>
+        </w:rPr>
+        <w:t xml:space="preserve"> estudiar</w:t>
+      </w:r>
+    </w:p>
+    <w:p>
+      <w:r>
+        <w:t xml:space="preserve">Este proyecto demuestra una base sólida de diseño y una visión clara de progresión de habilidades dentro del </w:t>
+      </w:r>
+      <w:proofErr w:type="spellStart"/>
+      <w:r>
+        <w:t>gameplay</w:t>
+      </w:r>
+      <w:proofErr w:type="spellEnd"/>
+      <w:r>
+        <w:t>.</w:t>
+      </w:r>
+    </w:p>
+    <w:p>
+      <w:r>
+        <w:t>El Vertical Slice ya permite experimentar el núcleo de la propuesta, mostrando cómo las mecánicas se introducen y evolucionan a lo largo del nivel.</w:t>
+      </w:r>
+    </w:p>
+    <w:p>
+      <w:r>
+        <w:t>Además, el proyecto apunta a un tipo de experiencia que sigue teniendo un público activo dentro del mercado indie.</w:t>
+      </w:r>
+    </w:p>
+    <w:p>
+      <w:r>
+        <w:t>Con el apoyo adecuado, el juego podría expandirse en contenido manteniendo la estructura de diseño que ya está establecida.</w:t>
+      </w:r>
+    </w:p>
+    <w:p>
+      <w:r>
+        <w:pict w14:anchorId="0DAFB210">
+          <v:rect id="_x0000_i1216" style="width:0;height:1.5pt" o:hralign="center" o:hrstd="t" o:hr="t" fillcolor="#a0a0a0" stroked="f"/>
+        </w:pict>
+      </w:r>
+    </w:p>
+    <w:p>
+      <w:pPr>
+        <w:rPr>
+          <w:b/>
+          <w:bCs/>
+        </w:rPr>
+      </w:pPr>
+      <w:r>
+        <w:rPr>
+          <w:b/>
+          <w:bCs/>
+        </w:rPr>
+        <w:t>Idea central</w:t>
+      </w:r>
+    </w:p>
+    <w:p>
+      <w:r>
+        <w:rPr>
+          <w:rFonts w:ascii="Segoe UI Emoji" w:hAnsi="Segoe UI Emoji" w:cs="Segoe UI Emoji"/>
+        </w:rPr>
+        <w:t>🧠</w:t>
+      </w:r>
+      <w:r>
+        <w:t xml:space="preserve"> </w:t>
+      </w:r>
+      <w:r>
+        <w:rPr>
+          <w:b/>
+          <w:bCs/>
+        </w:rPr>
+        <w:t xml:space="preserve">El </w:t>
+      </w:r>
+      <w:proofErr w:type="spellStart"/>
+      <w:r>
+        <w:rPr>
+          <w:b/>
+          <w:bCs/>
+        </w:rPr>
+        <w:t>core</w:t>
+      </w:r>
+      <w:proofErr w:type="spellEnd"/>
+      <w:r>
+        <w:rPr>
+          <w:b/>
+          <w:bCs/>
+        </w:rPr>
+        <w:t xml:space="preserve"> ya funciona.</w:t>
+      </w:r>
+    </w:p>
+    <w:p>
+      <w:r>
+        <w:pict w14:anchorId="284EC64A">
+          <v:rect id="_x0000_i1217" style="width:0;height:1.5pt" o:hralign="center" o:hrstd="t" o:hr="t" fillcolor="#a0a0a0" stroked="f"/>
+        </w:pict>
+      </w:r>
+    </w:p>
+    <w:p>
+      <w:pPr>
+        <w:rPr>
+          <w:b/>
+          <w:bCs/>
+        </w:rPr>
+      </w:pPr>
+      <w:r>
+        <w:rPr>
+          <w:rFonts w:ascii="Segoe UI Emoji" w:hAnsi="Segoe UI Emoji" w:cs="Segoe UI Emoji"/>
+          <w:b/>
+          <w:bCs/>
+        </w:rPr>
+        <w:t>🎯</w:t>
+      </w:r>
+      <w:r>
+        <w:rPr>
+          <w:b/>
+          <w:bCs/>
+        </w:rPr>
+        <w:t xml:space="preserve"> Algo importante que </w:t>
+      </w:r>
+      <w:proofErr w:type="spellStart"/>
+      <w:r>
+        <w:rPr>
+          <w:b/>
+          <w:bCs/>
+        </w:rPr>
+        <w:t>tenés</w:t>
+      </w:r>
+      <w:proofErr w:type="spellEnd"/>
+      <w:r>
+        <w:rPr>
+          <w:b/>
+          <w:bCs/>
+        </w:rPr>
+        <w:t xml:space="preserve"> que saber</w:t>
+      </w:r>
+    </w:p>
+    <w:p>
+      <w:r>
+        <w:t xml:space="preserve">Tu defensa </w:t>
+      </w:r>
+      <w:r>
+        <w:rPr>
+          <w:b/>
+          <w:bCs/>
+        </w:rPr>
+        <w:t>ya tiene algo muy fuerte</w:t>
+      </w:r>
+      <w:r>
+        <w:t>:</w:t>
+      </w:r>
+    </w:p>
+    <w:p>
+      <w:pPr>
+        <w:numPr>
+          <w:ilvl w:val="0"/>
+          <w:numId w:val="9"/>
+        </w:numPr>
+      </w:pPr>
+      <w:r>
+        <w:lastRenderedPageBreak/>
+        <w:t>diseño progresivo</w:t>
+      </w:r>
+    </w:p>
+    <w:p>
+      <w:pPr>
+        <w:numPr>
+          <w:ilvl w:val="0"/>
+          <w:numId w:val="9"/>
+        </w:numPr>
+      </w:pPr>
+      <w:r>
+        <w:t>aprendizaje del jugador</w:t>
+      </w:r>
+    </w:p>
+    <w:p>
+      <w:pPr>
+        <w:numPr>
+          <w:ilvl w:val="0"/>
+          <w:numId w:val="9"/>
+        </w:numPr>
+      </w:pPr>
+      <w:r>
+        <w:t xml:space="preserve">culminación en </w:t>
+      </w:r>
+      <w:proofErr w:type="spellStart"/>
+      <w:r>
+        <w:t>boss</w:t>
+      </w:r>
+      <w:proofErr w:type="spellEnd"/>
+    </w:p>
+    <w:p>
+      <w:r>
+        <w:t xml:space="preserve">Eso es </w:t>
+      </w:r>
+      <w:r>
+        <w:rPr>
+          <w:b/>
+          <w:bCs/>
+        </w:rPr>
+        <w:t xml:space="preserve">estructura de </w:t>
+      </w:r>
+      <w:proofErr w:type="spellStart"/>
+      <w:r>
+        <w:rPr>
+          <w:b/>
+          <w:bCs/>
+        </w:rPr>
+        <w:t>game</w:t>
+      </w:r>
+      <w:proofErr w:type="spellEnd"/>
+      <w:r>
+        <w:rPr>
+          <w:b/>
+          <w:bCs/>
+        </w:rPr>
+        <w:t xml:space="preserve"> </w:t>
+      </w:r>
+      <w:proofErr w:type="spellStart"/>
+      <w:r>
+        <w:rPr>
+          <w:b/>
+          <w:bCs/>
+        </w:rPr>
+        <w:t>design</w:t>
+      </w:r>
+      <w:proofErr w:type="spellEnd"/>
+      <w:r>
+        <w:rPr>
+          <w:b/>
+          <w:bCs/>
+        </w:rPr>
+        <w:t xml:space="preserve"> real</w:t>
+      </w:r>
+      <w:r>
+        <w:t>.</w:t>
+      </w:r>
+    </w:p>
+    <w:p>
+      <w:r>
+        <w:t>Muchos estudiantes presentan:</w:t>
+      </w:r>
+    </w:p>
+    <w:p>
+      <w:r>
+        <w:t>"Acá hay enemigos y plataformas."</w:t>
+      </w:r>
+    </w:p>
+    <w:p>
+      <w:r>
+        <w:t xml:space="preserve">Vos </w:t>
+      </w:r>
+      <w:proofErr w:type="spellStart"/>
+      <w:r>
+        <w:t>podés</w:t>
+      </w:r>
+      <w:proofErr w:type="spellEnd"/>
+      <w:r>
+        <w:t xml:space="preserve"> explicar:</w:t>
+      </w:r>
+    </w:p>
+    <w:p>
+      <w:r>
+        <w:rPr>
+          <w:b/>
+          <w:bCs/>
+        </w:rPr>
+        <w:t>"Acá el jugador aprende, practica y domina."</w:t>
+      </w:r>
+    </w:p>
+    <w:p>
+      <w:r>
+        <w:t xml:space="preserve">Eso es </w:t>
+      </w:r>
+      <w:r>
+        <w:rPr>
+          <w:b/>
+          <w:bCs/>
+        </w:rPr>
+        <w:t>nivel diseñador</w:t>
+      </w:r>
+      <w:r>
+        <w:t>.</w:t>
+      </w:r>
+    </w:p>
+    <w:p>
+      <w:pPr>
+        <w:rPr>
+          <w:b/>
+          <w:bCs/>
+        </w:rPr>
+      </w:pPr>
+      <w:r>
+        <w:rPr>
+          <w:rFonts w:ascii="Segoe UI Emoji" w:hAnsi="Segoe UI Emoji" w:cs="Segoe UI Emoji"/>
+          <w:b/>
+          <w:bCs/>
+        </w:rPr>
+        <w:t>🧠</w:t>
+      </w:r>
+      <w:r>
+        <w:rPr>
+          <w:b/>
+          <w:bCs/>
+        </w:rPr>
+        <w:t xml:space="preserve"> Punto 5 – Estructura mental para nunca quedarte en blanco</w:t>
+      </w:r>
+    </w:p>
+    <w:p>
+      <w:r>
+        <w:t>Hay una estructura extremadamente útil para hablar de diseño de juegos:</w:t>
+      </w:r>
+    </w:p>
+    <w:p>
+      <w:pPr>
+        <w:rPr>
+          <w:b/>
+          <w:bCs/>
+        </w:rPr>
+      </w:pPr>
+      <w:r>
+        <w:rPr>
+          <w:b/>
+          <w:bCs/>
+        </w:rPr>
+        <w:t>Decisión → Objetivo → Resultado</w:t>
+      </w:r>
+    </w:p>
+    <w:p>
+      <w:r>
+        <w:t xml:space="preserve">Cada vez que te pregunten algo, </w:t>
+      </w:r>
+      <w:proofErr w:type="spellStart"/>
+      <w:r>
+        <w:t>pensá</w:t>
+      </w:r>
+      <w:proofErr w:type="spellEnd"/>
+      <w:r>
+        <w:t>:</w:t>
+      </w:r>
+    </w:p>
+    <w:p>
+      <w:r>
+        <w:t>1️</w:t>
+      </w:r>
+      <w:r>
+        <w:rPr>
+          <w:rFonts w:ascii="Segoe UI Symbol" w:hAnsi="Segoe UI Symbol" w:cs="Segoe UI Symbol"/>
+        </w:rPr>
+        <w:t>⃣</w:t>
+      </w:r>
+      <w:r>
+        <w:t xml:space="preserve"> </w:t>
+      </w:r>
+      <w:r>
+        <w:rPr>
+          <w:b/>
+          <w:bCs/>
+        </w:rPr>
+        <w:t>Qué decisión tomaste</w:t>
+      </w:r>
+      <w:r>
+        <w:br/>
+        <w:t>2️</w:t>
+      </w:r>
+      <w:r>
+        <w:rPr>
+          <w:rFonts w:ascii="Segoe UI Symbol" w:hAnsi="Segoe UI Symbol" w:cs="Segoe UI Symbol"/>
+        </w:rPr>
+        <w:t>⃣</w:t>
+      </w:r>
+      <w:r>
+        <w:t xml:space="preserve"> </w:t>
+      </w:r>
+      <w:r>
+        <w:rPr>
+          <w:b/>
+          <w:bCs/>
+        </w:rPr>
+        <w:t>Qué buscabas lograr</w:t>
+      </w:r>
+      <w:r>
+        <w:br/>
+        <w:t>3️</w:t>
+      </w:r>
+      <w:r>
+        <w:rPr>
+          <w:rFonts w:ascii="Segoe UI Symbol" w:hAnsi="Segoe UI Symbol" w:cs="Segoe UI Symbol"/>
+        </w:rPr>
+        <w:t>⃣</w:t>
+      </w:r>
+      <w:r>
+        <w:t xml:space="preserve"> </w:t>
+      </w:r>
+      <w:r>
+        <w:rPr>
+          <w:b/>
+          <w:bCs/>
+        </w:rPr>
+        <w:t>Qué efecto genera en el jugador</w:t>
+      </w:r>
+    </w:p>
+    <w:p>
+      <w:r>
+        <w:t xml:space="preserve">Si </w:t>
+      </w:r>
+      <w:proofErr w:type="spellStart"/>
+      <w:r>
+        <w:t>respondés</w:t>
+      </w:r>
+      <w:proofErr w:type="spellEnd"/>
+      <w:r>
+        <w:t xml:space="preserve"> con esos tres pasos, </w:t>
+      </w:r>
+      <w:r>
+        <w:rPr>
+          <w:b/>
+          <w:bCs/>
+        </w:rPr>
+        <w:t xml:space="preserve">siempre </w:t>
+      </w:r>
+      <w:proofErr w:type="spellStart"/>
+      <w:r>
+        <w:rPr>
+          <w:b/>
+          <w:bCs/>
+        </w:rPr>
+        <w:t>sonás</w:t>
+      </w:r>
+      <w:proofErr w:type="spellEnd"/>
+      <w:r>
+        <w:rPr>
+          <w:b/>
+          <w:bCs/>
+        </w:rPr>
+        <w:t xml:space="preserve"> sólido</w:t>
+      </w:r>
+      <w:r>
+        <w:t>.</w:t>
+      </w:r>
+    </w:p>
+    <w:p>
+      <w:r>
+        <w:pict w14:anchorId="4D091E67">
+          <v:rect id="_x0000_i1294" style="width:0;height:1.5pt" o:hralign="center" o:hrstd="t" o:hr="t" fillcolor="#a0a0a0" stroked="f"/>
+        </w:pict>
+      </w:r>
+    </w:p>
+    <w:p>
+      <w:pPr>
+        <w:rPr>
+          <w:b/>
+          <w:bCs/>
+        </w:rPr>
+      </w:pPr>
+      <w:r>
+        <w:rPr>
+          <w:rFonts w:ascii="Segoe UI Emoji" w:hAnsi="Segoe UI Emoji" w:cs="Segoe UI Emoji"/>
+          <w:b/>
+          <w:bCs/>
+        </w:rPr>
+        <w:t>🎮</w:t>
+      </w:r>
+      <w:r>
+        <w:rPr>
+          <w:b/>
+          <w:bCs/>
+        </w:rPr>
+        <w:t xml:space="preserve"> Ejemplo aplicado a tu juego</w:t>
+      </w:r>
+    </w:p>
+    <w:p>
+      <w:r>
+        <w:t>Pregunta:</w:t>
+      </w:r>
+    </w:p>
+    <w:p>
+      <w:r>
+        <w:t>"¿Por qué pusiste tutoriales al inicio del nivel?"</w:t>
+      </w:r>
+    </w:p>
+    <w:p>
+      <w:r>
+        <w:t>Tu estructura mental:</w:t>
+      </w:r>
+    </w:p>
+    <w:p>
+      <w:r>
+        <w:rPr>
+          <w:b/>
+          <w:bCs/>
+        </w:rPr>
+        <w:t>Decisión</w:t>
+      </w:r>
+    </w:p>
+    <w:p>
+      <w:r>
+        <w:t>Decidí introducir tutoriales al inicio de cada nivel.</w:t>
+      </w:r>
+    </w:p>
+    <w:p>
+      <w:r>
+        <w:rPr>
+          <w:b/>
+          <w:bCs/>
+        </w:rPr>
+        <w:t>Objetivo</w:t>
+      </w:r>
+    </w:p>
+    <w:p>
+      <w:r>
+        <w:t>El objetivo era que el jugador pudiera comprender la nueva mecánica en un entorno seguro.</w:t>
+      </w:r>
+    </w:p>
+    <w:p>
+      <w:r>
+        <w:rPr>
+          <w:b/>
+          <w:bCs/>
+        </w:rPr>
+        <w:t>Resultado</w:t>
+      </w:r>
+    </w:p>
+    <w:p>
+      <w:r>
+        <w:t>Esto permite que el jugador gane confianza antes de enfrentarse a desafíos más complejos dentro del nivel.</w:t>
+      </w:r>
+    </w:p>
+    <w:p>
+      <w:r>
+        <w:pict w14:anchorId="71E0346D">
+          <v:rect id="_x0000_i1295" style="width:0;height:1.5pt" o:hralign="center" o:hrstd="t" o:hr="t" fillcolor="#a0a0a0" stroked="f"/>
+        </w:pict>
+      </w:r>
+    </w:p>
+    <w:p>
+      <w:pPr>
+        <w:rPr>
+          <w:b/>
+          <w:bCs/>
+        </w:rPr>
+      </w:pPr>
+      <w:r>
+        <w:rPr>
+          <w:rFonts w:ascii="Segoe UI Emoji" w:hAnsi="Segoe UI Emoji" w:cs="Segoe UI Emoji"/>
+          <w:b/>
+          <w:bCs/>
+        </w:rPr>
+        <w:t>🎮</w:t>
+      </w:r>
+      <w:r>
+        <w:rPr>
+          <w:b/>
+          <w:bCs/>
+        </w:rPr>
+        <w:t xml:space="preserve"> Otro ejemplo</w:t>
+      </w:r>
+    </w:p>
+    <w:p>
+      <w:r>
+        <w:lastRenderedPageBreak/>
+        <w:t>Pregunta:</w:t>
+      </w:r>
+    </w:p>
+    <w:p>
+      <w:r>
+        <w:t>"¿Por qué hay sistema de guardado?"</w:t>
+      </w:r>
+    </w:p>
+    <w:p>
+      <w:r>
+        <w:rPr>
+          <w:b/>
+          <w:bCs/>
+        </w:rPr>
+        <w:t>Decisión</w:t>
+      </w:r>
+    </w:p>
+    <w:p>
+      <w:r>
+        <w:t>Implementé un sistema de guardado durante el progreso del nivel.</w:t>
+      </w:r>
+    </w:p>
+    <w:p>
+      <w:r>
+        <w:rPr>
+          <w:b/>
+          <w:bCs/>
+        </w:rPr>
+        <w:t>Objetivo</w:t>
+      </w:r>
+    </w:p>
+    <w:p>
+      <w:r>
+        <w:t>La intención era reducir la frustración del jugador ante errores.</w:t>
+      </w:r>
+    </w:p>
+    <w:p>
+      <w:r>
+        <w:rPr>
+          <w:b/>
+          <w:bCs/>
+        </w:rPr>
+        <w:t>Resultado</w:t>
+      </w:r>
+    </w:p>
+    <w:p>
+      <w:r>
+        <w:t>Esto permite que el desafío siga siendo exigente sin que el jugador sienta que pierde demasiado progreso.</w:t>
+      </w:r>
+    </w:p>
+    <w:p>
+      <w:r>
+        <w:pict w14:anchorId="41481FBA">
+          <v:rect id="_x0000_i1296" style="width:0;height:1.5pt" o:hralign="center" o:hrstd="t" o:hr="t" fillcolor="#a0a0a0" stroked="f"/>
+        </w:pict>
+      </w:r>
+    </w:p>
+    <w:p>
+      <w:pPr>
+        <w:rPr>
+          <w:b/>
+          <w:bCs/>
+        </w:rPr>
+      </w:pPr>
+      <w:r>
+        <w:rPr>
+          <w:rFonts w:ascii="Segoe UI Emoji" w:hAnsi="Segoe UI Emoji" w:cs="Segoe UI Emoji"/>
+          <w:b/>
+          <w:bCs/>
+        </w:rPr>
+        <w:t>🎮</w:t>
+      </w:r>
+      <w:r>
+        <w:rPr>
+          <w:b/>
+          <w:bCs/>
+        </w:rPr>
+        <w:t xml:space="preserve"> Otro ejemplo con el </w:t>
+      </w:r>
+      <w:proofErr w:type="spellStart"/>
+      <w:r>
+        <w:rPr>
+          <w:b/>
+          <w:bCs/>
+        </w:rPr>
+        <w:t>boss</w:t>
+      </w:r>
+      <w:proofErr w:type="spellEnd"/>
+    </w:p>
+    <w:p>
+      <w:r>
+        <w:t>Pregunta:</w:t>
+      </w:r>
+    </w:p>
+    <w:p>
+      <w:r>
+        <w:t xml:space="preserve">"¿Por qué pusiste un </w:t>
+      </w:r>
+      <w:proofErr w:type="spellStart"/>
+      <w:r>
+        <w:t>boss</w:t>
+      </w:r>
+      <w:proofErr w:type="spellEnd"/>
+      <w:r>
+        <w:t xml:space="preserve"> al final?"</w:t>
+      </w:r>
+    </w:p>
+    <w:p>
+      <w:r>
+        <w:rPr>
+          <w:b/>
+          <w:bCs/>
+        </w:rPr>
+        <w:t>Decisión</w:t>
+      </w:r>
+    </w:p>
+    <w:p>
+      <w:r>
+        <w:t xml:space="preserve">Decidí incluir un </w:t>
+      </w:r>
+      <w:proofErr w:type="spellStart"/>
+      <w:r>
+        <w:t>boss</w:t>
+      </w:r>
+      <w:proofErr w:type="spellEnd"/>
+      <w:r>
+        <w:t xml:space="preserve"> como cierre del vertical </w:t>
+      </w:r>
+      <w:proofErr w:type="spellStart"/>
+      <w:r>
+        <w:t>slice</w:t>
+      </w:r>
+      <w:proofErr w:type="spellEnd"/>
+      <w:r>
+        <w:t>.</w:t>
+      </w:r>
+    </w:p>
+    <w:p>
+      <w:r>
+        <w:rPr>
+          <w:b/>
+          <w:bCs/>
+        </w:rPr>
+        <w:t>Objetivo</w:t>
+      </w:r>
+    </w:p>
+    <w:p>
+      <w:r>
+        <w:t>La intención era que el jugador tenga una instancia donde aplicar todo lo que aprendió.</w:t>
+      </w:r>
+    </w:p>
+    <w:p>
+      <w:r>
+        <w:rPr>
+          <w:b/>
+          <w:bCs/>
+        </w:rPr>
+        <w:t>Resultado</w:t>
+      </w:r>
+    </w:p>
+    <w:p>
+      <w:r>
+        <w:t>Esto genera una sensación de culminación y refuerza el dominio de las mecánicas.</w:t>
+      </w:r>
+    </w:p>
+    <w:p>
+      <w:r>
+        <w:pict w14:anchorId="06F5EC3B">
+          <v:rect id="_x0000_i1297" style="width:0;height:1.5pt" o:hralign="center" o:hrstd="t" o:hr="t" fillcolor="#a0a0a0" stroked="f"/>
+        </w:pict>
+      </w:r>
+    </w:p>
+    <w:p>
+      <w:pPr>
+        <w:rPr>
+          <w:b/>
+          <w:bCs/>
+        </w:rPr>
+      </w:pPr>
+      <w:r>
+        <w:rPr>
+          <w:rFonts w:ascii="Segoe UI Emoji" w:hAnsi="Segoe UI Emoji" w:cs="Segoe UI Emoji"/>
+          <w:b/>
+          <w:bCs/>
+        </w:rPr>
+        <w:t>🧠</w:t>
+      </w:r>
+      <w:r>
+        <w:rPr>
+          <w:b/>
+          <w:bCs/>
+        </w:rPr>
+        <w:t xml:space="preserve"> Otra estructura que te salva si te </w:t>
+      </w:r>
+      <w:proofErr w:type="spellStart"/>
+      <w:r>
+        <w:rPr>
+          <w:b/>
+          <w:bCs/>
+        </w:rPr>
+        <w:t>quedás</w:t>
+      </w:r>
+      <w:proofErr w:type="spellEnd"/>
+      <w:r>
+        <w:rPr>
+          <w:b/>
+          <w:bCs/>
+        </w:rPr>
+        <w:t xml:space="preserve"> sin hablar</w:t>
+      </w:r>
+    </w:p>
+    <w:p>
+      <w:r>
+        <w:t xml:space="preserve">Cuando estés jugando durante la demo, </w:t>
+      </w:r>
+      <w:proofErr w:type="spellStart"/>
+      <w:r>
+        <w:t>podés</w:t>
+      </w:r>
+      <w:proofErr w:type="spellEnd"/>
+      <w:r>
+        <w:t xml:space="preserve"> usar esta secuencia mental:</w:t>
+      </w:r>
+    </w:p>
+    <w:p>
+      <w:pPr>
+        <w:rPr>
+          <w:b/>
+          <w:bCs/>
+        </w:rPr>
+      </w:pPr>
+      <w:r>
+        <w:rPr>
+          <w:b/>
+          <w:bCs/>
+        </w:rPr>
+        <w:t>Introducción → Desarrollo → Desafío</w:t>
+      </w:r>
+    </w:p>
+    <w:p>
+      <w:r>
+        <w:t>Cada sección del nivel puede explicarse con esto.</w:t>
+      </w:r>
+    </w:p>
+    <w:p>
+      <w:r>
+        <w:pict w14:anchorId="237435C1">
+          <v:rect id="_x0000_i1298" style="width:0;height:1.5pt" o:hralign="center" o:hrstd="t" o:hr="t" fillcolor="#a0a0a0" stroked="f"/>
+        </w:pict>
+      </w:r>
+    </w:p>
+    <w:p>
+      <w:pPr>
+        <w:rPr>
+          <w:b/>
+          <w:bCs/>
+        </w:rPr>
+      </w:pPr>
+      <w:r>
+        <w:rPr>
+          <w:b/>
+          <w:bCs/>
+        </w:rPr>
+        <w:t xml:space="preserve">Ejemplo narrando el </w:t>
+      </w:r>
+      <w:proofErr w:type="spellStart"/>
+      <w:r>
+        <w:rPr>
+          <w:b/>
+          <w:bCs/>
+        </w:rPr>
+        <w:t>gameplay</w:t>
+      </w:r>
+      <w:proofErr w:type="spellEnd"/>
+    </w:p>
+    <w:p>
+      <w:proofErr w:type="spellStart"/>
+      <w:r>
+        <w:t>Podés</w:t>
+      </w:r>
+      <w:proofErr w:type="spellEnd"/>
+      <w:r>
+        <w:t xml:space="preserve"> decir algo como:</w:t>
+      </w:r>
+    </w:p>
+    <w:p>
+      <w:r>
+        <w:t>"En esta sección del nivel introduzco la mecánica al jugador para que pueda entender cómo funciona."</w:t>
+      </w:r>
+    </w:p>
+    <w:p>
+      <w:r>
+        <w:t>Luego:</w:t>
+      </w:r>
+    </w:p>
+    <w:p>
+      <w:r>
+        <w:t>"En esta parte el jugador ya entiende la mecánica, entonces el nivel empieza a exigir que la utilice con mayor precisión."</w:t>
+      </w:r>
+    </w:p>
+    <w:p>
+      <w:r>
+        <w:lastRenderedPageBreak/>
+        <w:t>Luego:</w:t>
+      </w:r>
+    </w:p>
+    <w:p>
+      <w:r>
+        <w:t>"Y finalmente esta sección combina varias mecánicas para generar un desafío mayor."</w:t>
+      </w:r>
+    </w:p>
+    <w:p>
+      <w:r>
+        <w:t xml:space="preserve">Esto suena </w:t>
+      </w:r>
+      <w:r>
+        <w:rPr>
+          <w:b/>
+          <w:bCs/>
+        </w:rPr>
+        <w:t>muy profesional</w:t>
+      </w:r>
+      <w:r>
+        <w:t>.</w:t>
+      </w:r>
+    </w:p>
+    <w:p>
+      <w:r>
+        <w:pict w14:anchorId="3C3EE7EF">
+          <v:rect id="_x0000_i1299" style="width:0;height:1.5pt" o:hralign="center" o:hrstd="t" o:hr="t" fillcolor="#a0a0a0" stroked="f"/>
+        </w:pict>
+      </w:r>
+    </w:p>
+    <w:p>
+      <w:pPr>
+        <w:rPr>
+          <w:b/>
+          <w:bCs/>
+        </w:rPr>
+      </w:pPr>
+      <w:r>
+        <w:rPr>
+          <w:rFonts w:ascii="Segoe UI Emoji" w:hAnsi="Segoe UI Emoji" w:cs="Segoe UI Emoji"/>
+          <w:b/>
+          <w:bCs/>
+        </w:rPr>
+        <w:t>🧠</w:t>
+      </w:r>
+      <w:r>
+        <w:rPr>
+          <w:b/>
+          <w:bCs/>
+        </w:rPr>
+        <w:t xml:space="preserve"> Frases comodín que siempre </w:t>
+      </w:r>
+      <w:proofErr w:type="spellStart"/>
+      <w:r>
+        <w:rPr>
+          <w:b/>
+          <w:bCs/>
+        </w:rPr>
+        <w:t>podés</w:t>
+      </w:r>
+      <w:proofErr w:type="spellEnd"/>
+      <w:r>
+        <w:rPr>
+          <w:b/>
+          <w:bCs/>
+        </w:rPr>
+        <w:t xml:space="preserve"> usar</w:t>
+      </w:r>
+    </w:p>
+    <w:p>
+      <w:r>
+        <w:t xml:space="preserve">Cuando te </w:t>
+      </w:r>
+      <w:proofErr w:type="spellStart"/>
+      <w:r>
+        <w:t>trabás</w:t>
+      </w:r>
+      <w:proofErr w:type="spellEnd"/>
+      <w:r>
+        <w:t>, estas frases te salvan.</w:t>
+      </w:r>
+    </w:p>
+    <w:p>
+      <w:pPr>
+        <w:rPr>
+          <w:b/>
+          <w:bCs/>
+        </w:rPr>
+      </w:pPr>
+      <w:r>
+        <w:rPr>
+          <w:b/>
+          <w:bCs/>
+        </w:rPr>
+        <w:t>Sobre diseño</w:t>
+      </w:r>
+    </w:p>
+    <w:p>
+      <w:r>
+        <w:t>"La intención de esta decisión fue…"</w:t>
+      </w:r>
+    </w:p>
+    <w:p>
+      <w:r>
+        <w:t>"Lo que busqué con esto fue…"</w:t>
+      </w:r>
+    </w:p>
+    <w:p>
+      <w:r>
+        <w:t>"Esto está pensado para que el jugador…"</w:t>
+      </w:r>
+    </w:p>
+    <w:p>
+      <w:r>
+        <w:pict w14:anchorId="545485DA">
+          <v:rect id="_x0000_i1300" style="width:0;height:1.5pt" o:hralign="center" o:hrstd="t" o:hr="t" fillcolor="#a0a0a0" stroked="f"/>
+        </w:pict>
+      </w:r>
+    </w:p>
+    <w:p>
+      <w:pPr>
+        <w:rPr>
+          <w:b/>
+          <w:bCs/>
+        </w:rPr>
+      </w:pPr>
+      <w:r>
+        <w:rPr>
+          <w:b/>
+          <w:bCs/>
+        </w:rPr>
+        <w:t>Sobre experiencia del jugador</w:t>
+      </w:r>
+    </w:p>
+    <w:p>
+      <w:r>
+        <w:t>"La idea es que el jugador sienta…"</w:t>
+      </w:r>
+    </w:p>
+    <w:p>
+      <w:r>
+        <w:t>"Esto genera una sensación de…"</w:t>
+      </w:r>
+    </w:p>
+    <w:p>
+      <w:r>
+        <w:t>"Esto ayuda a que el jugador comprenda…"</w:t>
+      </w:r>
+    </w:p>
+    <w:p>
+      <w:r>
+        <w:pict w14:anchorId="499FE7B8">
+          <v:rect id="_x0000_i1301" style="width:0;height:1.5pt" o:hralign="center" o:hrstd="t" o:hr="t" fillcolor="#a0a0a0" stroked="f"/>
+        </w:pict>
+      </w:r>
+    </w:p>
+    <w:p>
+      <w:pPr>
+        <w:rPr>
+          <w:b/>
+          <w:bCs/>
+        </w:rPr>
+      </w:pPr>
+      <w:r>
+        <w:rPr>
+          <w:b/>
+          <w:bCs/>
+        </w:rPr>
+        <w:t>Sobre mejoras futuras</w:t>
+      </w:r>
+    </w:p>
+    <w:p>
+      <w:r>
+        <w:t>"En una versión completa del proyecto sería interesante expandir…"</w:t>
+      </w:r>
+    </w:p>
+    <w:p>
+      <w:r>
+        <w:t>"Esto podría evolucionar incorporando…"</w:t>
+      </w:r>
+    </w:p>
+    <w:p>
+      <w:r>
+        <w:pict w14:anchorId="16894A6C">
+          <v:rect id="_x0000_i1302" style="width:0;height:1.5pt" o:hralign="center" o:hrstd="t" o:hr="t" fillcolor="#a0a0a0" stroked="f"/>
+        </w:pict>
+      </w:r>
+    </w:p>
+    <w:p>
+      <w:pPr>
+        <w:rPr>
+          <w:b/>
+          <w:bCs/>
+        </w:rPr>
+      </w:pPr>
+      <w:r>
+        <w:rPr>
+          <w:rFonts w:ascii="Segoe UI Emoji" w:hAnsi="Segoe UI Emoji" w:cs="Segoe UI Emoji"/>
+          <w:b/>
+          <w:bCs/>
+        </w:rPr>
+        <w:t>🎮</w:t>
+      </w:r>
+      <w:r>
+        <w:rPr>
+          <w:b/>
+          <w:bCs/>
+        </w:rPr>
+        <w:t xml:space="preserve"> Cómo manejar los nervios en el examen</w:t>
+      </w:r>
+    </w:p>
+    <w:p>
+      <w:r>
+        <w:t>Un truco muy usado en presentaciones:</w:t>
+      </w:r>
+    </w:p>
+    <w:p>
+      <w:r>
+        <w:t xml:space="preserve">Cuando te hagan una pregunta, </w:t>
+      </w:r>
+      <w:r>
+        <w:rPr>
+          <w:b/>
+          <w:bCs/>
+        </w:rPr>
+        <w:t>repetí la pregunta en voz alta antes de responder</w:t>
+      </w:r>
+      <w:r>
+        <w:t>.</w:t>
+      </w:r>
+    </w:p>
+    <w:p>
+      <w:r>
+        <w:t>Ejemplo:</w:t>
+      </w:r>
+    </w:p>
+    <w:p>
+      <w:r>
+        <w:t>Docente:</w:t>
+      </w:r>
+    </w:p>
+    <w:p>
+      <w:r>
+        <w:t>"¿Por qué elegiste esta dificultad?"</w:t>
+      </w:r>
+    </w:p>
+    <w:p>
+      <w:r>
+        <w:t>Vos:</w:t>
+      </w:r>
+    </w:p>
+    <w:p>
+      <w:r>
+        <w:t>"La pregunta sobre la dificultad es interesante, porque fue una decisión bastante pensada."</w:t>
+      </w:r>
+    </w:p>
+    <w:p>
+      <w:r>
+        <w:t xml:space="preserve">Esto te da </w:t>
+      </w:r>
+      <w:r>
+        <w:rPr>
+          <w:b/>
+          <w:bCs/>
+        </w:rPr>
+        <w:t>3 segundos para pensar</w:t>
+      </w:r>
+      <w:r>
+        <w:t>.</w:t>
+      </w:r>
+    </w:p>
+    <w:p>
+      <w:r>
+        <w:t>Y además suena muy profesional.</w:t>
       </w:r>
     </w:p>
     <w:p/>
@@ -4529,6 +6950,155 @@
     </w:lvl>
   </w:abstractNum>
   <w:abstractNum w:abstractNumId="6" w15:restartNumberingAfterBreak="0">
+    <w:nsid w:val="5C5B4F5D"/>
+    <w:multiLevelType w:val="multilevel"/>
+    <w:tmpl w:val="D7661F08"/>
+    <w:lvl w:ilvl="0">
+      <w:start w:val="1"/>
+      <w:numFmt w:val="bullet"/>
+      <w:lvlText w:val=""/>
+      <w:lvlJc w:val="left"/>
+      <w:pPr>
+        <w:tabs>
+          <w:tab w:val="num" w:pos="720"/>
+        </w:tabs>
+        <w:ind w:left="720" w:hanging="360"/>
+      </w:pPr>
+      <w:rPr>
+        <w:rFonts w:ascii="Symbol" w:hAnsi="Symbol" w:hint="default"/>
+        <w:sz w:val="20"/>
+      </w:rPr>
+    </w:lvl>
+    <w:lvl w:ilvl="1" w:tentative="1">
+      <w:start w:val="1"/>
+      <w:numFmt w:val="bullet"/>
+      <w:lvlText w:val="o"/>
+      <w:lvlJc w:val="left"/>
+      <w:pPr>
+        <w:tabs>
+          <w:tab w:val="num" w:pos="1440"/>
+        </w:tabs>
+        <w:ind w:left="1440" w:hanging="360"/>
+      </w:pPr>
+      <w:rPr>
+        <w:rFonts w:ascii="Courier New" w:hAnsi="Courier New" w:hint="default"/>
+        <w:sz w:val="20"/>
+      </w:rPr>
+    </w:lvl>
+    <w:lvl w:ilvl="2" w:tentative="1">
+      <w:start w:val="1"/>
+      <w:numFmt w:val="bullet"/>
+      <w:lvlText w:val=""/>
+      <w:lvlJc w:val="left"/>
+      <w:pPr>
+        <w:tabs>
+          <w:tab w:val="num" w:pos="2160"/>
+        </w:tabs>
+        <w:ind w:left="2160" w:hanging="360"/>
+      </w:pPr>
+      <w:rPr>
+        <w:rFonts w:ascii="Wingdings" w:hAnsi="Wingdings" w:hint="default"/>
+        <w:sz w:val="20"/>
+      </w:rPr>
+    </w:lvl>
+    <w:lvl w:ilvl="3" w:tentative="1">
+      <w:start w:val="1"/>
+      <w:numFmt w:val="bullet"/>
+      <w:lvlText w:val=""/>
+      <w:lvlJc w:val="left"/>
+      <w:pPr>
+        <w:tabs>
+          <w:tab w:val="num" w:pos="2880"/>
+        </w:tabs>
+        <w:ind w:left="2880" w:hanging="360"/>
+      </w:pPr>
+      <w:rPr>
+        <w:rFonts w:ascii="Wingdings" w:hAnsi="Wingdings" w:hint="default"/>
+        <w:sz w:val="20"/>
+      </w:rPr>
+    </w:lvl>
+    <w:lvl w:ilvl="4" w:tentative="1">
+      <w:start w:val="1"/>
+      <w:numFmt w:val="bullet"/>
+      <w:lvlText w:val=""/>
+      <w:lvlJc w:val="left"/>
+      <w:pPr>
+        <w:tabs>
+          <w:tab w:val="num" w:pos="3600"/>
+        </w:tabs>
+        <w:ind w:left="3600" w:hanging="360"/>
+      </w:pPr>
+      <w:rPr>
+        <w:rFonts w:ascii="Wingdings" w:hAnsi="Wingdings" w:hint="default"/>
+        <w:sz w:val="20"/>
+      </w:rPr>
+    </w:lvl>
+    <w:lvl w:ilvl="5" w:tentative="1">
+      <w:start w:val="1"/>
+      <w:numFmt w:val="bullet"/>
+      <w:lvlText w:val=""/>
+      <w:lvlJc w:val="left"/>
+      <w:pPr>
+        <w:tabs>
+          <w:tab w:val="num" w:pos="4320"/>
+        </w:tabs>
+        <w:ind w:left="4320" w:hanging="360"/>
+      </w:pPr>
+      <w:rPr>
+        <w:rFonts w:ascii="Wingdings" w:hAnsi="Wingdings" w:hint="default"/>
+        <w:sz w:val="20"/>
+      </w:rPr>
+    </w:lvl>
+    <w:lvl w:ilvl="6" w:tentative="1">
+      <w:start w:val="1"/>
+      <w:numFmt w:val="bullet"/>
+      <w:lvlText w:val=""/>
+      <w:lvlJc w:val="left"/>
+      <w:pPr>
+        <w:tabs>
+          <w:tab w:val="num" w:pos="5040"/>
+        </w:tabs>
+        <w:ind w:left="5040" w:hanging="360"/>
+      </w:pPr>
+      <w:rPr>
+        <w:rFonts w:ascii="Wingdings" w:hAnsi="Wingdings" w:hint="default"/>
+        <w:sz w:val="20"/>
+      </w:rPr>
+    </w:lvl>
+    <w:lvl w:ilvl="7" w:tentative="1">
+      <w:start w:val="1"/>
+      <w:numFmt w:val="bullet"/>
+      <w:lvlText w:val=""/>
+      <w:lvlJc w:val="left"/>
+      <w:pPr>
+        <w:tabs>
+          <w:tab w:val="num" w:pos="5760"/>
+        </w:tabs>
+        <w:ind w:left="5760" w:hanging="360"/>
+      </w:pPr>
+      <w:rPr>
+        <w:rFonts w:ascii="Wingdings" w:hAnsi="Wingdings" w:hint="default"/>
+        <w:sz w:val="20"/>
+      </w:rPr>
+    </w:lvl>
+    <w:lvl w:ilvl="8" w:tentative="1">
+      <w:start w:val="1"/>
+      <w:numFmt w:val="bullet"/>
+      <w:lvlText w:val=""/>
+      <w:lvlJc w:val="left"/>
+      <w:pPr>
+        <w:tabs>
+          <w:tab w:val="num" w:pos="6480"/>
+        </w:tabs>
+        <w:ind w:left="6480" w:hanging="360"/>
+      </w:pPr>
+      <w:rPr>
+        <w:rFonts w:ascii="Wingdings" w:hAnsi="Wingdings" w:hint="default"/>
+        <w:sz w:val="20"/>
+      </w:rPr>
+    </w:lvl>
+  </w:abstractNum>
+  <w:abstractNum w:abstractNumId="7" w15:restartNumberingAfterBreak="0">
     <w:nsid w:val="67AE3EE0"/>
     <w:multiLevelType w:val="multilevel"/>
     <w:tmpl w:val="951A8C98"/>
@@ -4641,7 +7211,7 @@
       </w:pPr>
     </w:lvl>
   </w:abstractNum>
-  <w:abstractNum w:abstractNumId="7" w15:restartNumberingAfterBreak="0">
+  <w:abstractNum w:abstractNumId="8" w15:restartNumberingAfterBreak="0">
     <w:nsid w:val="75F46F09"/>
     <w:multiLevelType w:val="multilevel"/>
     <w:tmpl w:val="087498AA"/>
@@ -4800,10 +7370,10 @@
     <w:abstractNumId w:val="1"/>
   </w:num>
   <w:num w:numId="4" w16cid:durableId="521821493">
-    <w:abstractNumId w:val="6"/>
+    <w:abstractNumId w:val="7"/>
   </w:num>
   <w:num w:numId="5" w16cid:durableId="823743288">
-    <w:abstractNumId w:val="7"/>
+    <w:abstractNumId w:val="8"/>
   </w:num>
   <w:num w:numId="6" w16cid:durableId="1839464752">
     <w:abstractNumId w:val="3"/>
@@ -4813,6 +7383,9 @@
   </w:num>
   <w:num w:numId="8" w16cid:durableId="1954946153">
     <w:abstractNumId w:val="2"/>
+  </w:num>
+  <w:num w:numId="9" w16cid:durableId="1660228712">
+    <w:abstractNumId w:val="6"/>
   </w:num>
 </w:numbering>
 </file>
